--- a/src/assets/PlantillaUnoColumnasEng.docx
+++ b/src/assets/PlantillaUnoColumnasEng.docx
@@ -170,6 +170,7 @@
     </w:p>
     <w:p>
       <w:pPr>
+        <w:spacing w:after="0"/>
         <w:jc w:val="both"/>
         <w:rPr>
           <w:lang w:val="es-ES"/>
@@ -204,6 +205,8 @@
       </w:r>
       <w:r>
         <w:rPr>
+          <w:b/>
+          <w:bCs/>
           <w:lang w:val="es-ES"/>
         </w:rPr>
         <w:t>{</w:t>
@@ -211,12 +214,16 @@
       <w:proofErr w:type="spellStart"/>
       <w:r>
         <w:rPr>
+          <w:b/>
+          <w:bCs/>
           <w:lang w:val="es-ES"/>
         </w:rPr>
         <w:t>E</w:t>
       </w:r>
       <w:r>
         <w:rPr>
+          <w:b/>
+          <w:bCs/>
           <w:lang w:val="es-ES"/>
         </w:rPr>
         <w:t>tNom</w:t>
@@ -224,6 +231,8 @@
       <w:proofErr w:type="spellEnd"/>
       <w:r>
         <w:rPr>
+          <w:b/>
+          <w:bCs/>
           <w:lang w:val="es-ES"/>
         </w:rPr>
         <w:t>}</w:t>
@@ -231,6 +240,7 @@
     </w:p>
     <w:p>
       <w:pPr>
+        <w:spacing w:after="0"/>
         <w:jc w:val="both"/>
         <w:rPr>
           <w:lang w:val="es-ES"/>
@@ -252,6 +262,8 @@
       </w:r>
       <w:r>
         <w:rPr>
+          <w:b/>
+          <w:bCs/>
           <w:lang w:val="es-ES"/>
         </w:rPr>
         <w:t>{</w:t>
@@ -259,6 +271,8 @@
       <w:proofErr w:type="spellStart"/>
       <w:r>
         <w:rPr>
+          <w:b/>
+          <w:bCs/>
           <w:lang w:val="es-ES"/>
         </w:rPr>
         <w:t>EtNa</w:t>
@@ -266,6 +280,8 @@
       <w:proofErr w:type="spellEnd"/>
       <w:r>
         <w:rPr>
+          <w:b/>
+          <w:bCs/>
           <w:lang w:val="es-ES"/>
         </w:rPr>
         <w:t>}</w:t>
@@ -273,8 +289,11 @@
     </w:p>
     <w:p>
       <w:pPr>
+        <w:spacing w:after="0"/>
         <w:jc w:val="both"/>
         <w:rPr>
+          <w:b/>
+          <w:bCs/>
           <w:lang w:val="es-ES"/>
         </w:rPr>
       </w:pPr>
@@ -300,30 +319,40 @@
       </w:r>
       <w:r>
         <w:rPr>
+          <w:b/>
+          <w:bCs/>
           <w:lang w:val="es-ES"/>
         </w:rPr>
         <w:t>{#EtId}</w:t>
       </w:r>
       <w:r>
         <w:rPr>
+          <w:b/>
+          <w:bCs/>
           <w:lang w:val="es-ES"/>
         </w:rPr>
         <w:t xml:space="preserve"> </w:t>
       </w:r>
       <w:r>
         <w:rPr>
+          <w:b/>
+          <w:bCs/>
           <w:lang w:val="es-ES"/>
         </w:rPr>
         <w:t>{idioma} – {nivel}</w:t>
       </w:r>
       <w:r>
         <w:rPr>
+          <w:b/>
+          <w:bCs/>
           <w:lang w:val="es-ES"/>
         </w:rPr>
         <w:t xml:space="preserve"> </w:t>
       </w:r>
       <w:r>
         <w:rPr>
+          <w:b/>
+          <w:bCs/>
           <w:lang w:val="es-ES"/>
         </w:rPr>
         <w:t>{/</w:t>
@@ -331,6 +360,8 @@
       <w:proofErr w:type="spellStart"/>
       <w:r>
         <w:rPr>
+          <w:b/>
+          <w:bCs/>
           <w:lang w:val="es-ES"/>
         </w:rPr>
         <w:t>EtId</w:t>
@@ -338,6 +369,8 @@
       <w:proofErr w:type="spellEnd"/>
       <w:r>
         <w:rPr>
+          <w:b/>
+          <w:bCs/>
           <w:lang w:val="es-ES"/>
         </w:rPr>
         <w:t>}</w:t>
@@ -345,6 +378,7 @@
     </w:p>
     <w:p>
       <w:pPr>
+        <w:spacing w:after="0"/>
         <w:jc w:val="both"/>
         <w:rPr>
           <w:lang w:val="es-ES"/>
@@ -368,6 +402,8 @@
       </w:r>
       <w:r>
         <w:rPr>
+          <w:b/>
+          <w:bCs/>
           <w:lang w:val="es-ES"/>
         </w:rPr>
         <w:t>{</w:t>
@@ -375,6 +411,8 @@
       <w:proofErr w:type="spellStart"/>
       <w:r>
         <w:rPr>
+          <w:b/>
+          <w:bCs/>
           <w:lang w:val="es-ES"/>
         </w:rPr>
         <w:t>EtRe</w:t>
@@ -382,6 +420,8 @@
       <w:proofErr w:type="spellEnd"/>
       <w:r>
         <w:rPr>
+          <w:b/>
+          <w:bCs/>
           <w:lang w:val="es-ES"/>
         </w:rPr>
         <w:t>}</w:t>
@@ -405,6 +445,8 @@
       </w:r>
       <w:r>
         <w:rPr>
+          <w:b/>
+          <w:bCs/>
           <w:lang w:val="es-ES"/>
         </w:rPr>
         <w:t>{</w:t>
@@ -412,6 +454,8 @@
       <w:proofErr w:type="spellStart"/>
       <w:r>
         <w:rPr>
+          <w:b/>
+          <w:bCs/>
           <w:u w:val="single"/>
           <w:lang w:val="es-ES"/>
         </w:rPr>
@@ -420,6 +464,8 @@
       <w:proofErr w:type="spellEnd"/>
       <w:r>
         <w:rPr>
+          <w:b/>
+          <w:bCs/>
           <w:lang w:val="es-ES"/>
         </w:rPr>
         <w:t>}</w:t>
@@ -466,6 +512,7 @@
     </w:p>
     <w:p>
       <w:pPr>
+        <w:spacing w:after="0"/>
         <w:jc w:val="both"/>
       </w:pPr>
       <w:r>
@@ -486,13 +533,18 @@
     </w:p>
     <w:p>
       <w:pPr>
+        <w:spacing w:after="0"/>
         <w:jc w:val="both"/>
         <w:rPr>
-          <w:lang w:val="es-ES"/>
-        </w:rPr>
-      </w:pPr>
-      <w:r>
-        <w:rPr>
+          <w:b/>
+          <w:bCs/>
+          <w:lang w:val="es-ES"/>
+        </w:rPr>
+      </w:pPr>
+      <w:r>
+        <w:rPr>
+          <w:b/>
+          <w:bCs/>
           <w:lang w:val="es-ES"/>
         </w:rPr>
         <w:t>{universidad}</w:t>
@@ -500,6 +552,7 @@
     </w:p>
     <w:p>
       <w:pPr>
+        <w:spacing w:after="0"/>
         <w:jc w:val="both"/>
         <w:rPr>
           <w:b/>
@@ -532,6 +585,7 @@
     </w:p>
     <w:p>
       <w:pPr>
+        <w:spacing w:after="0"/>
         <w:jc w:val="both"/>
         <w:rPr>
           <w:b/>
@@ -598,9 +652,6 @@
       </w:pPr>
       <w:proofErr w:type="spellStart"/>
       <w:r>
-        <w:rPr>
-          <w:lang w:val="es-ES"/>
-        </w:rPr>
         <w:t>Generation</w:t>
       </w:r>
       <w:proofErr w:type="spellEnd"/>
@@ -1078,6 +1129,7 @@
     </w:p>
     <w:p>
       <w:pPr>
+        <w:spacing w:after="0"/>
         <w:jc w:val="both"/>
       </w:pPr>
       <w:r>
@@ -1098,6 +1150,7 @@
     </w:p>
     <w:p>
       <w:pPr>
+        <w:spacing w:after="0"/>
         <w:jc w:val="both"/>
         <w:rPr>
           <w:b/>
@@ -1141,6 +1194,7 @@
     </w:p>
     <w:p>
       <w:pPr>
+        <w:spacing w:after="0"/>
         <w:jc w:val="both"/>
         <w:rPr>
           <w:b/>
@@ -1185,6 +1239,7 @@
     </w:p>
     <w:p>
       <w:pPr>
+        <w:spacing w:after="0"/>
         <w:jc w:val="both"/>
         <w:rPr>
           <w:b/>
@@ -1241,9 +1296,6 @@
       </w:r>
       <w:proofErr w:type="spellStart"/>
       <w:r>
-        <w:rPr>
-          <w:lang w:val="es-ES"/>
-        </w:rPr>
         <w:t>descripcion</w:t>
       </w:r>
       <w:proofErr w:type="spellEnd"/>
@@ -1256,6 +1308,7 @@
     </w:p>
     <w:p>
       <w:pPr>
+        <w:spacing w:after="0"/>
         <w:jc w:val="both"/>
         <w:rPr>
           <w:lang w:val="es-ES"/>
@@ -1308,201 +1361,209 @@
           <w:color w:val="0070C0"/>
           <w:lang w:val="es-ES"/>
         </w:rPr>
+        <w:t>OT</w:t>
+      </w:r>
+      <w:r>
+        <w:rPr>
+          <w:b/>
+          <w:bCs/>
+          <w:color w:val="0070C0"/>
+          <w:lang w:val="es-ES"/>
+        </w:rPr>
+        <w:t>HER STUDIES</w:t>
+      </w:r>
+    </w:p>
+    <w:p>
+      <w:pPr>
+        <w:spacing w:after="0"/>
+        <w:rPr>
+          <w:b/>
+          <w:bCs/>
+          <w:color w:val="000000" w:themeColor="text1"/>
+          <w:lang w:val="es-ES"/>
+        </w:rPr>
+      </w:pPr>
+      <w:r>
+        <w:rPr>
+          <w:b/>
+          <w:bCs/>
+          <w:color w:val="000000" w:themeColor="text1"/>
+        </w:rPr>
+        <w:t>‾‾‾‾‾‾‾‾‾‾‾‾‾‾‾‾‾‾‾‾‾‾‾‾‾‾‾‾‾‾‾‾‾‾‾‾‾‾‾‾‾‾‾‾‾‾‾‾‾‾‾‾‾‾‾‾‾‾‾‾‾‾‾‾‾‾‾‾‾‾‾‾‾‾‾‾‾‾‾‾‾‾‾‾‾‾‾‾‾‾‾‾‾‾‾‾‾</w:t>
+      </w:r>
+    </w:p>
+    <w:p>
+      <w:pPr>
+        <w:spacing w:after="0"/>
+        <w:jc w:val="both"/>
+      </w:pPr>
+      <w:r>
+        <w:t>{#cursos}</w:t>
+      </w:r>
+    </w:p>
+    <w:p>
+      <w:pPr>
+        <w:spacing w:after="0"/>
+        <w:jc w:val="both"/>
+        <w:rPr>
+          <w:b/>
+          <w:bCs/>
+        </w:rPr>
+      </w:pPr>
+      <w:r>
+        <w:rPr>
+          <w:b/>
+          <w:bCs/>
+        </w:rPr>
+        <w:t>{nombre}</w:t>
+      </w:r>
+    </w:p>
+    <w:p>
+      <w:pPr>
+        <w:spacing w:after="0"/>
+        <w:jc w:val="both"/>
+        <w:rPr>
+          <w:b/>
+          <w:bCs/>
+        </w:rPr>
+      </w:pPr>
+      <w:proofErr w:type="spellStart"/>
+      <w:r>
+        <w:rPr>
+          <w:b/>
+          <w:bCs/>
+        </w:rPr>
+        <w:t>Organization</w:t>
+      </w:r>
+      <w:proofErr w:type="spellEnd"/>
+      <w:r>
+        <w:rPr>
+          <w:b/>
+          <w:bCs/>
+        </w:rPr>
+        <w:t xml:space="preserve">: </w:t>
+      </w:r>
+      <w:r>
+        <w:rPr>
+          <w:b/>
+          <w:bCs/>
+        </w:rPr>
+        <w:t>{</w:t>
+      </w:r>
+      <w:proofErr w:type="spellStart"/>
+      <w:r>
+        <w:rPr>
+          <w:b/>
+          <w:bCs/>
+        </w:rPr>
+        <w:t>organizacion</w:t>
+      </w:r>
+      <w:proofErr w:type="spellEnd"/>
+      <w:r>
+        <w:rPr>
+          <w:b/>
+          <w:bCs/>
+        </w:rPr>
+        <w:t>}</w:t>
+      </w:r>
+    </w:p>
+    <w:p>
+      <w:pPr>
+        <w:spacing w:after="0"/>
+        <w:jc w:val="both"/>
+      </w:pPr>
+      <w:r>
         <w:lastRenderedPageBreak/>
-        <w:t>OT</w:t>
-      </w:r>
-      <w:r>
-        <w:rPr>
-          <w:b/>
-          <w:bCs/>
-          <w:color w:val="0070C0"/>
-          <w:lang w:val="es-ES"/>
-        </w:rPr>
-        <w:t>HER STUDIES</w:t>
+        <w:t>{</w:t>
+      </w:r>
+      <w:r>
+        <w:t>periodo</w:t>
+      </w:r>
+      <w:r>
+        <w:t>}</w:t>
       </w:r>
     </w:p>
     <w:p>
       <w:pPr>
         <w:spacing w:after="0"/>
-        <w:rPr>
-          <w:b/>
-          <w:bCs/>
-          <w:color w:val="000000" w:themeColor="text1"/>
-          <w:lang w:val="es-ES"/>
-        </w:rPr>
-      </w:pPr>
-      <w:r>
-        <w:rPr>
-          <w:b/>
-          <w:bCs/>
-          <w:color w:val="000000" w:themeColor="text1"/>
-        </w:rPr>
-        <w:t>‾‾‾‾‾‾‾‾‾‾‾‾‾‾‾‾‾‾‾‾‾‾‾‾‾‾‾‾‾‾‾‾‾‾‾‾‾‾‾‾‾‾‾‾‾‾‾‾‾‾‾‾‾‾‾‾‾‾‾‾‾‾‾‾‾‾‾‾‾‾‾‾‾‾‾‾‾‾‾‾‾‾‾‾‾‾‾‾‾‾‾‾‾‾‾‾‾</w:t>
-      </w:r>
-    </w:p>
-    <w:p>
-      <w:pPr>
         <w:jc w:val="both"/>
       </w:pPr>
-      <w:r>
-        <w:t>{#cursos}</w:t>
-      </w:r>
-    </w:p>
-    <w:p>
-      <w:pPr>
+      <w:proofErr w:type="spellStart"/>
+      <w:r>
+        <w:t>Description</w:t>
+      </w:r>
+      <w:proofErr w:type="spellEnd"/>
+      <w:r>
+        <w:t xml:space="preserve">: </w:t>
+      </w:r>
+      <w:r>
+        <w:t>{</w:t>
+      </w:r>
+      <w:proofErr w:type="spellStart"/>
+      <w:r>
+        <w:t>descripcion</w:t>
+      </w:r>
+      <w:proofErr w:type="spellEnd"/>
+      <w:r>
+        <w:t>}</w:t>
+      </w:r>
+    </w:p>
+    <w:p>
+      <w:pPr>
+        <w:spacing w:after="0"/>
         <w:jc w:val="both"/>
-        <w:rPr>
-          <w:b/>
-          <w:bCs/>
-        </w:rPr>
-      </w:pPr>
-      <w:r>
-        <w:rPr>
-          <w:b/>
-          <w:bCs/>
-        </w:rPr>
-        <w:t>{nombre}</w:t>
+      </w:pPr>
+      <w:proofErr w:type="spellStart"/>
+      <w:r>
+        <w:t>Entity</w:t>
+      </w:r>
+      <w:proofErr w:type="spellEnd"/>
+      <w:r>
+        <w:t>: {entidad}</w:t>
       </w:r>
     </w:p>
     <w:p>
       <w:pPr>
         <w:jc w:val="both"/>
-        <w:rPr>
-          <w:b/>
-          <w:bCs/>
-        </w:rPr>
       </w:pPr>
       <w:proofErr w:type="spellStart"/>
       <w:r>
-        <w:rPr>
-          <w:b/>
-          <w:bCs/>
-        </w:rPr>
-        <w:t>Organization</w:t>
+        <w:t>Study</w:t>
       </w:r>
       <w:proofErr w:type="spellEnd"/>
       <w:r>
-        <w:rPr>
-          <w:b/>
-          <w:bCs/>
-        </w:rPr>
-        <w:t xml:space="preserve">: </w:t>
-      </w:r>
-      <w:r>
-        <w:rPr>
-          <w:b/>
-          <w:bCs/>
-        </w:rPr>
-        <w:t>{</w:t>
+        <w:t xml:space="preserve"> </w:t>
+      </w:r>
+      <w:r>
+        <w:t>t</w:t>
+      </w:r>
+      <w:r>
+        <w:t>ime</w:t>
+      </w:r>
+      <w:r>
+        <w:t>: {</w:t>
       </w:r>
       <w:proofErr w:type="spellStart"/>
       <w:r>
-        <w:rPr>
-          <w:b/>
-          <w:bCs/>
-        </w:rPr>
-        <w:t>organizacion</w:t>
+        <w:t>tiempoEstudio</w:t>
       </w:r>
       <w:proofErr w:type="spellEnd"/>
       <w:r>
-        <w:rPr>
-          <w:b/>
-          <w:bCs/>
-        </w:rPr>
         <w:t>}</w:t>
       </w:r>
     </w:p>
     <w:p>
       <w:pPr>
+        <w:spacing w:after="0"/>
         <w:jc w:val="both"/>
       </w:pPr>
       <w:r>
-        <w:t>{</w:t>
-      </w:r>
-      <w:r>
-        <w:t>periodo</w:t>
-      </w:r>
-      <w:r>
-        <w:t>}</w:t>
-      </w:r>
-    </w:p>
-    <w:p>
-      <w:pPr>
-        <w:jc w:val="both"/>
-      </w:pPr>
-      <w:proofErr w:type="spellStart"/>
-      <w:r>
-        <w:t>Description</w:t>
-      </w:r>
-      <w:proofErr w:type="spellEnd"/>
-      <w:r>
-        <w:t xml:space="preserve">: </w:t>
-      </w:r>
-      <w:r>
-        <w:t>{</w:t>
-      </w:r>
-      <w:proofErr w:type="spellStart"/>
-      <w:r>
-        <w:t>descripcion</w:t>
-      </w:r>
-      <w:proofErr w:type="spellEnd"/>
-      <w:r>
-        <w:t>}</w:t>
-      </w:r>
-    </w:p>
-    <w:p>
-      <w:pPr>
-        <w:jc w:val="both"/>
-      </w:pPr>
-      <w:proofErr w:type="spellStart"/>
-      <w:r>
-        <w:t>Entity</w:t>
-      </w:r>
-      <w:proofErr w:type="spellEnd"/>
-      <w:r>
-        <w:t>: {entidad}</w:t>
-      </w:r>
-    </w:p>
-    <w:p>
-      <w:pPr>
-        <w:jc w:val="both"/>
-      </w:pPr>
-      <w:proofErr w:type="spellStart"/>
-      <w:r>
-        <w:t>Study</w:t>
-      </w:r>
-      <w:proofErr w:type="spellEnd"/>
-      <w:r>
-        <w:t xml:space="preserve"> </w:t>
-      </w:r>
-      <w:r>
-        <w:t>t</w:t>
-      </w:r>
-      <w:r>
-        <w:t>ime</w:t>
-      </w:r>
-      <w:r>
-        <w:t>: {</w:t>
-      </w:r>
-      <w:proofErr w:type="spellStart"/>
-      <w:r>
-        <w:t>tiempoEstudio</w:t>
-      </w:r>
-      <w:proofErr w:type="spellEnd"/>
-      <w:r>
-        <w:t>}</w:t>
-      </w:r>
-    </w:p>
-    <w:p>
-      <w:pPr>
-        <w:jc w:val="both"/>
-      </w:pPr>
-      <w:r>
         <w:t>{/cursos}</w:t>
       </w:r>
     </w:p>
     <w:p>
       <w:pPr>
+        <w:spacing w:after="0"/>
         <w:jc w:val="both"/>
       </w:pPr>
       <w:r>

--- a/src/assets/PlantillaUnoColumnasEng.docx
+++ b/src/assets/PlantillaUnoColumnasEng.docx
@@ -1283,7 +1283,6 @@
     </w:p>
     <w:p>
       <w:pPr>
-        <w:jc w:val="both"/>
         <w:rPr>
           <w:lang w:val="es-ES"/>
         </w:rPr>

--- a/src/assets/PlantillaUnoColumnasEng.docx
+++ b/src/assets/PlantillaUnoColumnasEng.docx
@@ -1283,6 +1283,7 @@
     </w:p>
     <w:p>
       <w:pPr>
+        <w:jc w:val="both"/>
         <w:rPr>
           <w:lang w:val="es-ES"/>
         </w:rPr>

--- a/src/assets/PlantillaUnoColumnasEng.docx
+++ b/src/assets/PlantillaUnoColumnasEng.docx
@@ -1239,7 +1239,7 @@
     </w:p>
     <w:p>
       <w:pPr>
-        <w:spacing w:after="0"/>
+        <w:spacing w:after="120"/>
         <w:jc w:val="both"/>
         <w:rPr>
           <w:b/>
@@ -1283,7 +1283,7 @@
     </w:p>
     <w:p>
       <w:pPr>
-        <w:jc w:val="both"/>
+        <w:ind w:left="708"/>
         <w:rPr>
           <w:lang w:val="es-ES"/>
         </w:rPr>

--- a/src/assets/PlantillaUnoColumnasEng.docx
+++ b/src/assets/PlantillaUnoColumnasEng.docx
@@ -173,6 +173,8 @@
         <w:spacing w:after="0"/>
         <w:jc w:val="both"/>
         <w:rPr>
+          <w:b/>
+          <w:bCs/>
           <w:lang w:val="es-ES"/>
         </w:rPr>
       </w:pPr>
@@ -227,6 +229,102 @@
           <w:lang w:val="es-ES"/>
         </w:rPr>
         <w:t>tNom</w:t>
+      </w:r>
+      <w:proofErr w:type="spellEnd"/>
+      <w:r>
+        <w:rPr>
+          <w:b/>
+          <w:bCs/>
+          <w:lang w:val="es-ES"/>
+        </w:rPr>
+        <w:t>}</w:t>
+      </w:r>
+    </w:p>
+    <w:p>
+      <w:pPr>
+        <w:spacing w:after="0"/>
+        <w:jc w:val="both"/>
+        <w:rPr>
+          <w:lang w:val="es-ES"/>
+        </w:rPr>
+      </w:pPr>
+      <w:proofErr w:type="spellStart"/>
+      <w:r>
+        <w:rPr>
+          <w:lang w:val="es-ES"/>
+        </w:rPr>
+        <w:t>Years</w:t>
+      </w:r>
+      <w:proofErr w:type="spellEnd"/>
+      <w:r>
+        <w:rPr>
+          <w:lang w:val="es-ES"/>
+        </w:rPr>
+        <w:t xml:space="preserve"> </w:t>
+      </w:r>
+      <w:proofErr w:type="spellStart"/>
+      <w:r>
+        <w:rPr>
+          <w:lang w:val="es-ES"/>
+        </w:rPr>
+        <w:t>of</w:t>
+      </w:r>
+      <w:proofErr w:type="spellEnd"/>
+      <w:r>
+        <w:rPr>
+          <w:lang w:val="es-ES"/>
+        </w:rPr>
+        <w:t xml:space="preserve"> </w:t>
+      </w:r>
+      <w:proofErr w:type="spellStart"/>
+      <w:r>
+        <w:rPr>
+          <w:lang w:val="es-ES"/>
+        </w:rPr>
+        <w:t>professional</w:t>
+      </w:r>
+      <w:proofErr w:type="spellEnd"/>
+      <w:r>
+        <w:rPr>
+          <w:lang w:val="es-ES"/>
+        </w:rPr>
+        <w:t xml:space="preserve"> </w:t>
+      </w:r>
+      <w:proofErr w:type="spellStart"/>
+      <w:r>
+        <w:rPr>
+          <w:lang w:val="es-ES"/>
+        </w:rPr>
+        <w:t>experience</w:t>
+      </w:r>
+      <w:proofErr w:type="spellEnd"/>
+      <w:r>
+        <w:rPr>
+          <w:lang w:val="es-ES"/>
+        </w:rPr>
+        <w:t>:</w:t>
+      </w:r>
+      <w:r>
+        <w:rPr>
+          <w:lang w:val="es-ES"/>
+        </w:rPr>
+        <w:t xml:space="preserve"> </w:t>
+      </w:r>
+      <w:r>
+        <w:rPr>
+          <w:b/>
+          <w:bCs/>
+          <w:lang w:val="es-ES"/>
+        </w:rPr>
+        <w:t>{</w:t>
+      </w:r>
+      <w:proofErr w:type="spellStart"/>
+      <w:r>
+        <w:rPr>
+          <w:b/>
+          <w:bCs/>
+        </w:rPr>
+        <w:t>EtTiempoExp</w:t>
       </w:r>
       <w:proofErr w:type="spellEnd"/>
       <w:r>
@@ -1433,6 +1531,7 @@
           <w:b/>
           <w:bCs/>
         </w:rPr>
+        <w:lastRenderedPageBreak/>
         <w:t>Organization</w:t>
       </w:r>
       <w:proofErr w:type="spellEnd"/>
@@ -1473,7 +1572,6 @@
         <w:jc w:val="both"/>
       </w:pPr>
       <w:r>
-        <w:lastRenderedPageBreak/>
         <w:t>{</w:t>
       </w:r>
       <w:r>

--- a/src/assets/PlantillaUnoColumnasEng.docx
+++ b/src/assets/PlantillaUnoColumnasEng.docx
@@ -76,21 +76,12 @@
           </wp:anchor>
         </w:drawing>
       </w:r>
-      <w:proofErr w:type="spellStart"/>
       <w:r>
         <w:rPr>
           <w:color w:val="45B0E1" w:themeColor="accent1" w:themeTint="99"/>
           <w:lang w:val="es-ES"/>
         </w:rPr>
-        <w:t>Curriculum</w:t>
-      </w:r>
-      <w:proofErr w:type="spellEnd"/>
-      <w:r>
-        <w:rPr>
-          <w:color w:val="45B0E1" w:themeColor="accent1" w:themeTint="99"/>
-          <w:lang w:val="es-ES"/>
-        </w:rPr>
-        <w:t xml:space="preserve"> Vitae</w:t>
+        <w:t>Curriculum Vitae</w:t>
       </w:r>
     </w:p>
     <w:p>
@@ -107,19 +98,11 @@
           <w:lang w:val="es-ES"/>
         </w:rPr>
       </w:pPr>
-      <w:proofErr w:type="spellStart"/>
-      <w:r>
-        <w:rPr>
-          <w:lang w:val="es-ES"/>
-        </w:rPr>
-        <w:t>Curriculum</w:t>
-      </w:r>
-      <w:proofErr w:type="spellEnd"/>
-      <w:r>
-        <w:rPr>
-          <w:lang w:val="es-ES"/>
-        </w:rPr>
-        <w:t xml:space="preserve"> Vitae</w:t>
+      <w:r>
+        <w:rPr>
+          <w:lang w:val="es-ES"/>
+        </w:rPr>
+        <w:t>Curriculum Vitae</w:t>
       </w:r>
     </w:p>
     <w:p>
@@ -178,33 +161,15 @@
           <w:lang w:val="es-ES"/>
         </w:rPr>
       </w:pPr>
-      <w:proofErr w:type="spellStart"/>
-      <w:r>
-        <w:t>Surname</w:t>
-      </w:r>
-      <w:proofErr w:type="spellEnd"/>
-      <w:r>
-        <w:t xml:space="preserve"> and </w:t>
-      </w:r>
-      <w:proofErr w:type="spellStart"/>
-      <w:r>
-        <w:t>first</w:t>
-      </w:r>
-      <w:proofErr w:type="spellEnd"/>
+      <w:r>
+        <w:t>Surname and first name</w:t>
+      </w:r>
+      <w:r>
+        <w:t>:</w:t>
+      </w:r>
       <w:r>
         <w:t xml:space="preserve"> </w:t>
       </w:r>
-      <w:proofErr w:type="spellStart"/>
-      <w:r>
-        <w:t>name</w:t>
-      </w:r>
-      <w:proofErr w:type="spellEnd"/>
-      <w:r>
-        <w:t>:</w:t>
-      </w:r>
-      <w:r>
-        <w:t xml:space="preserve"> </w:t>
-      </w:r>
       <w:r>
         <w:rPr>
           <w:b/>
@@ -213,7 +178,6 @@
         </w:rPr>
         <w:t>{</w:t>
       </w:r>
-      <w:proofErr w:type="spellStart"/>
       <w:r>
         <w:rPr>
           <w:b/>
@@ -230,7 +194,6 @@
         </w:rPr>
         <w:t>tNom</w:t>
       </w:r>
-      <w:proofErr w:type="spellEnd"/>
       <w:r>
         <w:rPr>
           <w:b/>
@@ -248,68 +211,18 @@
           <w:lang w:val="es-ES"/>
         </w:rPr>
       </w:pPr>
-      <w:proofErr w:type="spellStart"/>
-      <w:r>
-        <w:rPr>
-          <w:lang w:val="es-ES"/>
-        </w:rPr>
-        <w:t>Years</w:t>
-      </w:r>
-      <w:proofErr w:type="spellEnd"/>
+      <w:r>
+        <w:rPr>
+          <w:lang w:val="es-ES"/>
+        </w:rPr>
+        <w:t>Years of professional experience:</w:t>
+      </w:r>
       <w:r>
         <w:rPr>
           <w:lang w:val="es-ES"/>
         </w:rPr>
         <w:t xml:space="preserve"> </w:t>
       </w:r>
-      <w:proofErr w:type="spellStart"/>
-      <w:r>
-        <w:rPr>
-          <w:lang w:val="es-ES"/>
-        </w:rPr>
-        <w:t>of</w:t>
-      </w:r>
-      <w:proofErr w:type="spellEnd"/>
-      <w:r>
-        <w:rPr>
-          <w:lang w:val="es-ES"/>
-        </w:rPr>
-        <w:t xml:space="preserve"> </w:t>
-      </w:r>
-      <w:proofErr w:type="spellStart"/>
-      <w:r>
-        <w:rPr>
-          <w:lang w:val="es-ES"/>
-        </w:rPr>
-        <w:t>professional</w:t>
-      </w:r>
-      <w:proofErr w:type="spellEnd"/>
-      <w:r>
-        <w:rPr>
-          <w:lang w:val="es-ES"/>
-        </w:rPr>
-        <w:t xml:space="preserve"> </w:t>
-      </w:r>
-      <w:proofErr w:type="spellStart"/>
-      <w:r>
-        <w:rPr>
-          <w:lang w:val="es-ES"/>
-        </w:rPr>
-        <w:t>experience</w:t>
-      </w:r>
-      <w:proofErr w:type="spellEnd"/>
-      <w:r>
-        <w:rPr>
-          <w:lang w:val="es-ES"/>
-        </w:rPr>
-        <w:t>:</w:t>
-      </w:r>
-      <w:r>
-        <w:rPr>
-          <w:lang w:val="es-ES"/>
-        </w:rPr>
-        <w:t xml:space="preserve"> </w:t>
-      </w:r>
       <w:r>
         <w:rPr>
           <w:b/>
@@ -318,7 +231,6 @@
         </w:rPr>
         <w:t>{</w:t>
       </w:r>
-      <w:proofErr w:type="spellStart"/>
       <w:r>
         <w:rPr>
           <w:b/>
@@ -326,7 +238,6 @@
         </w:rPr>
         <w:t>EtTiempoExp</w:t>
       </w:r>
-      <w:proofErr w:type="spellEnd"/>
       <w:r>
         <w:rPr>
           <w:b/>
@@ -344,11 +255,9 @@
           <w:lang w:val="es-ES"/>
         </w:rPr>
       </w:pPr>
-      <w:proofErr w:type="spellStart"/>
       <w:r>
         <w:t>Nationality</w:t>
       </w:r>
-      <w:proofErr w:type="spellEnd"/>
       <w:r>
         <w:t>:</w:t>
       </w:r>
@@ -366,7 +275,6 @@
         </w:rPr>
         <w:t>{</w:t>
       </w:r>
-      <w:proofErr w:type="spellStart"/>
       <w:r>
         <w:rPr>
           <w:b/>
@@ -375,7 +283,6 @@
         </w:rPr>
         <w:t>EtNa</w:t>
       </w:r>
-      <w:proofErr w:type="spellEnd"/>
       <w:r>
         <w:rPr>
           <w:b/>
@@ -395,14 +302,12 @@
           <w:lang w:val="es-ES"/>
         </w:rPr>
       </w:pPr>
-      <w:proofErr w:type="spellStart"/>
       <w:r>
         <w:rPr>
           <w:lang w:val="es-ES"/>
         </w:rPr>
         <w:t>Languages</w:t>
       </w:r>
-      <w:proofErr w:type="spellEnd"/>
       <w:r>
         <w:rPr>
           <w:lang w:val="es-ES"/>
@@ -453,25 +358,7 @@
           <w:bCs/>
           <w:lang w:val="es-ES"/>
         </w:rPr>
-        <w:t>{/</w:t>
-      </w:r>
-      <w:proofErr w:type="spellStart"/>
-      <w:r>
-        <w:rPr>
-          <w:b/>
-          <w:bCs/>
-          <w:lang w:val="es-ES"/>
-        </w:rPr>
-        <w:t>EtId</w:t>
-      </w:r>
-      <w:proofErr w:type="spellEnd"/>
-      <w:r>
-        <w:rPr>
-          <w:b/>
-          <w:bCs/>
-          <w:lang w:val="es-ES"/>
-        </w:rPr>
-        <w:t>}</w:t>
+        <w:t>{/EtId}</w:t>
       </w:r>
     </w:p>
     <w:p>
@@ -482,22 +369,53 @@
           <w:lang w:val="es-ES"/>
         </w:rPr>
       </w:pPr>
-      <w:proofErr w:type="spellStart"/>
-      <w:r>
-        <w:t>Current</w:t>
-      </w:r>
-      <w:proofErr w:type="spellEnd"/>
+      <w:r>
+        <w:t>Current residence</w:t>
+      </w:r>
+      <w:r>
+        <w:t xml:space="preserve">: </w:t>
+      </w:r>
+      <w:r>
+        <w:rPr>
+          <w:b/>
+          <w:bCs/>
+          <w:lang w:val="es-ES"/>
+        </w:rPr>
+        <w:t>{</w:t>
+      </w:r>
+      <w:r>
+        <w:rPr>
+          <w:b/>
+          <w:bCs/>
+          <w:lang w:val="es-ES"/>
+        </w:rPr>
+        <w:t>EtRe</w:t>
+      </w:r>
+      <w:r>
+        <w:rPr>
+          <w:b/>
+          <w:bCs/>
+          <w:lang w:val="es-ES"/>
+        </w:rPr>
+        <w:t>}</w:t>
+      </w:r>
+    </w:p>
+    <w:p>
+      <w:pPr>
+        <w:jc w:val="both"/>
+        <w:rPr>
+          <w:lang w:val="es-ES"/>
+        </w:rPr>
+      </w:pPr>
+      <w:r>
+        <w:t>Age</w:t>
+      </w:r>
+      <w:r>
+        <w:t>:</w:t>
+      </w:r>
       <w:r>
         <w:t xml:space="preserve"> </w:t>
       </w:r>
-      <w:proofErr w:type="spellStart"/>
-      <w:r>
-        <w:t>residence</w:t>
-      </w:r>
-      <w:proofErr w:type="spellEnd"/>
-      <w:r>
-        <w:t xml:space="preserve">: </w:t>
-      </w:r>
       <w:r>
         <w:rPr>
           <w:b/>
@@ -506,50 +424,6 @@
         </w:rPr>
         <w:t>{</w:t>
       </w:r>
-      <w:proofErr w:type="spellStart"/>
-      <w:r>
-        <w:rPr>
-          <w:b/>
-          <w:bCs/>
-          <w:lang w:val="es-ES"/>
-        </w:rPr>
-        <w:t>EtRe</w:t>
-      </w:r>
-      <w:proofErr w:type="spellEnd"/>
-      <w:r>
-        <w:rPr>
-          <w:b/>
-          <w:bCs/>
-          <w:lang w:val="es-ES"/>
-        </w:rPr>
-        <w:t>}</w:t>
-      </w:r>
-    </w:p>
-    <w:p>
-      <w:pPr>
-        <w:jc w:val="both"/>
-        <w:rPr>
-          <w:lang w:val="es-ES"/>
-        </w:rPr>
-      </w:pPr>
-      <w:r>
-        <w:t>Age</w:t>
-      </w:r>
-      <w:r>
-        <w:t>:</w:t>
-      </w:r>
-      <w:r>
-        <w:t xml:space="preserve"> </w:t>
-      </w:r>
-      <w:r>
-        <w:rPr>
-          <w:b/>
-          <w:bCs/>
-          <w:lang w:val="es-ES"/>
-        </w:rPr>
-        <w:t>{</w:t>
-      </w:r>
-      <w:proofErr w:type="spellStart"/>
       <w:r>
         <w:rPr>
           <w:b/>
@@ -559,7 +433,6 @@
         </w:rPr>
         <w:t>EtEd</w:t>
       </w:r>
-      <w:proofErr w:type="spellEnd"/>
       <w:r>
         <w:rPr>
           <w:b/>
@@ -658,14 +531,12 @@
           <w:lang w:val="es-ES"/>
         </w:rPr>
       </w:pPr>
-      <w:proofErr w:type="spellStart"/>
       <w:r>
         <w:rPr>
           <w:lang w:val="es-ES"/>
         </w:rPr>
         <w:t>Degree</w:t>
       </w:r>
-      <w:proofErr w:type="spellEnd"/>
       <w:r>
         <w:rPr>
           <w:lang w:val="es-ES"/>
@@ -692,19 +563,11 @@
           <w:lang w:val="es-ES"/>
         </w:rPr>
       </w:pPr>
-      <w:proofErr w:type="spellStart"/>
-      <w:r>
-        <w:rPr>
-          <w:lang w:val="es-ES"/>
-        </w:rPr>
-        <w:t>Start</w:t>
-      </w:r>
-      <w:proofErr w:type="spellEnd"/>
-      <w:r>
-        <w:rPr>
-          <w:lang w:val="es-ES"/>
-        </w:rPr>
-        <w:t xml:space="preserve"> date</w:t>
+      <w:r>
+        <w:rPr>
+          <w:lang w:val="es-ES"/>
+        </w:rPr>
+        <w:t>Start date</w:t>
       </w:r>
       <w:r>
         <w:rPr>
@@ -718,56 +581,35 @@
           <w:bCs/>
           <w:lang w:val="es-ES"/>
         </w:rPr>
+        <w:t xml:space="preserve"> {fechaIni}</w:t>
+      </w:r>
+    </w:p>
+    <w:p>
+      <w:pPr>
+        <w:jc w:val="both"/>
+        <w:rPr>
+          <w:b/>
+          <w:bCs/>
+          <w:lang w:val="es-ES"/>
+        </w:rPr>
+      </w:pPr>
+      <w:r>
+        <w:t>Generation</w:t>
+      </w:r>
+      <w:r>
+        <w:rPr>
+          <w:lang w:val="es-ES"/>
+        </w:rPr>
+        <w:t>:</w:t>
+      </w:r>
+      <w:r>
+        <w:rPr>
+          <w:b/>
+          <w:bCs/>
+          <w:lang w:val="es-ES"/>
+        </w:rPr>
         <w:t xml:space="preserve"> {</w:t>
       </w:r>
-      <w:proofErr w:type="spellStart"/>
-      <w:r>
-        <w:rPr>
-          <w:b/>
-          <w:bCs/>
-          <w:lang w:val="es-ES"/>
-        </w:rPr>
-        <w:t>fechaIni</w:t>
-      </w:r>
-      <w:proofErr w:type="spellEnd"/>
-      <w:r>
-        <w:rPr>
-          <w:b/>
-          <w:bCs/>
-          <w:lang w:val="es-ES"/>
-        </w:rPr>
-        <w:t>}</w:t>
-      </w:r>
-    </w:p>
-    <w:p>
-      <w:pPr>
-        <w:jc w:val="both"/>
-        <w:rPr>
-          <w:b/>
-          <w:bCs/>
-          <w:lang w:val="es-ES"/>
-        </w:rPr>
-      </w:pPr>
-      <w:proofErr w:type="spellStart"/>
-      <w:r>
-        <w:t>Generation</w:t>
-      </w:r>
-      <w:proofErr w:type="spellEnd"/>
-      <w:r>
-        <w:rPr>
-          <w:lang w:val="es-ES"/>
-        </w:rPr>
-        <w:t>:</w:t>
-      </w:r>
-      <w:r>
-        <w:rPr>
-          <w:b/>
-          <w:bCs/>
-          <w:lang w:val="es-ES"/>
-        </w:rPr>
-        <w:t xml:space="preserve"> {</w:t>
-      </w:r>
-      <w:proofErr w:type="spellStart"/>
       <w:r>
         <w:rPr>
           <w:b/>
@@ -777,7 +619,6 @@
         </w:rPr>
         <w:t>generacion</w:t>
       </w:r>
-      <w:proofErr w:type="spellEnd"/>
       <w:r>
         <w:rPr>
           <w:b/>
@@ -1153,21 +994,7 @@
               <w:rPr>
                 <w:lang w:val="es-ES"/>
               </w:rPr>
-              <w:t>{</w:t>
-            </w:r>
-            <w:proofErr w:type="spellStart"/>
-            <w:r>
-              <w:rPr>
-                <w:lang w:val="es-ES"/>
-              </w:rPr>
-              <w:t>skill</w:t>
-            </w:r>
-            <w:proofErr w:type="spellEnd"/>
-            <w:r>
-              <w:rPr>
-                <w:lang w:val="es-ES"/>
-              </w:rPr>
-              <w:t>}</w:t>
+              <w:t>{skill}</w:t>
             </w:r>
           </w:p>
           <w:p>
@@ -1382,6 +1209,7 @@
     <w:p>
       <w:pPr>
         <w:ind w:left="708"/>
+        <w:jc w:val="both"/>
         <w:rPr>
           <w:lang w:val="es-ES"/>
         </w:rPr>
@@ -1392,11 +1220,9 @@
         </w:rPr>
         <w:t>{</w:t>
       </w:r>
-      <w:proofErr w:type="spellStart"/>
       <w:r>
         <w:t>descripcion</w:t>
       </w:r>
-      <w:proofErr w:type="spellEnd"/>
       <w:r>
         <w:rPr>
           <w:lang w:val="es-ES"/>
@@ -1525,7 +1351,6 @@
           <w:bCs/>
         </w:rPr>
       </w:pPr>
-      <w:proofErr w:type="spellStart"/>
       <w:r>
         <w:rPr>
           <w:b/>
@@ -1534,7 +1359,6 @@
         <w:lastRenderedPageBreak/>
         <w:t>Organization</w:t>
       </w:r>
-      <w:proofErr w:type="spellEnd"/>
       <w:r>
         <w:rPr>
           <w:b/>
@@ -1547,23 +1371,7 @@
           <w:b/>
           <w:bCs/>
         </w:rPr>
-        <w:t>{</w:t>
-      </w:r>
-      <w:proofErr w:type="spellStart"/>
-      <w:r>
-        <w:rPr>
-          <w:b/>
-          <w:bCs/>
-        </w:rPr>
-        <w:t>organizacion</w:t>
-      </w:r>
-      <w:proofErr w:type="spellEnd"/>
-      <w:r>
-        <w:rPr>
-          <w:b/>
-          <w:bCs/>
-        </w:rPr>
-        <w:t>}</w:t>
+        <w:t>{organizacion}</w:t>
       </w:r>
     </w:p>
     <w:p>
@@ -1586,24 +1394,14 @@
         <w:spacing w:after="0"/>
         <w:jc w:val="both"/>
       </w:pPr>
-      <w:proofErr w:type="spellStart"/>
       <w:r>
         <w:t>Description</w:t>
       </w:r>
-      <w:proofErr w:type="spellEnd"/>
       <w:r>
         <w:t xml:space="preserve">: </w:t>
       </w:r>
       <w:r>
-        <w:t>{</w:t>
-      </w:r>
-      <w:proofErr w:type="spellStart"/>
-      <w:r>
-        <w:t>descripcion</w:t>
-      </w:r>
-      <w:proofErr w:type="spellEnd"/>
-      <w:r>
-        <w:t>}</w:t>
+        <w:t>{descripcion}</w:t>
       </w:r>
     </w:p>
     <w:p>
@@ -1611,11 +1409,9 @@
         <w:spacing w:after="0"/>
         <w:jc w:val="both"/>
       </w:pPr>
-      <w:proofErr w:type="spellStart"/>
       <w:r>
         <w:t>Entity</w:t>
       </w:r>
-      <w:proofErr w:type="spellEnd"/>
       <w:r>
         <w:t>: {entidad}</w:t>
       </w:r>
@@ -1624,13 +1420,8 @@
       <w:pPr>
         <w:jc w:val="both"/>
       </w:pPr>
-      <w:proofErr w:type="spellStart"/>
-      <w:r>
-        <w:t>Study</w:t>
-      </w:r>
-      <w:proofErr w:type="spellEnd"/>
-      <w:r>
-        <w:t xml:space="preserve"> </w:t>
+      <w:r>
+        <w:t xml:space="preserve">Study </w:t>
       </w:r>
       <w:r>
         <w:t>t</w:t>
@@ -1641,11 +1432,9 @@
       <w:r>
         <w:t>: {</w:t>
       </w:r>
-      <w:proofErr w:type="spellStart"/>
       <w:r>
         <w:t>tiempoEstudio</w:t>
       </w:r>
-      <w:proofErr w:type="spellEnd"/>
       <w:r>
         <w:t>}</w:t>
       </w:r>
@@ -1665,15 +1454,7 @@
         <w:jc w:val="both"/>
       </w:pPr>
       <w:r>
-        <w:t>{/</w:t>
-      </w:r>
-      <w:proofErr w:type="spellStart"/>
-      <w:r>
-        <w:t>tieneCursos</w:t>
-      </w:r>
-      <w:proofErr w:type="spellEnd"/>
-      <w:r>
-        <w:t>}</w:t>
+        <w:t>{/tieneCursos}</w:t>
       </w:r>
     </w:p>
     <w:p>
@@ -1739,27 +1520,16 @@
       </w:r>
     </w:p>
     <w:p>
+      <w:r>
+        <w:t>{comentarios}</w:t>
+      </w:r>
+    </w:p>
+    <w:p>
       <w:pPr>
         <w:jc w:val="both"/>
       </w:pPr>
       <w:r>
-        <w:t>{comentarios}</w:t>
-      </w:r>
-    </w:p>
-    <w:p>
-      <w:pPr>
-        <w:jc w:val="both"/>
-      </w:pPr>
-      <w:r>
-        <w:t>{/</w:t>
-      </w:r>
-      <w:proofErr w:type="spellStart"/>
-      <w:r>
-        <w:t>tieneComentarios</w:t>
-      </w:r>
-      <w:proofErr w:type="spellEnd"/>
-      <w:r>
-        <w:t>}</w:t>
+        <w:t>{/tieneComentarios}</w:t>
       </w:r>
     </w:p>
     <w:sectPr>

--- a/src/assets/PlantillaUnoColumnasEng.docx
+++ b/src/assets/PlantillaUnoColumnasEng.docx
@@ -1015,7 +1015,7 @@
     </w:tbl>
     <w:p>
       <w:pPr>
-        <w:spacing w:before="240" w:after="0"/>
+        <w:jc w:val="both"/>
         <w:rPr>
           <w:b/>
           <w:bCs/>
@@ -1023,14 +1023,48 @@
           <w:lang w:val="es-ES"/>
         </w:rPr>
       </w:pPr>
-      <w:r>
+    </w:p>
+    <w:p>
+      <w:pPr>
+        <w:jc w:val="both"/>
+        <w:rPr>
+          <w:lang w:val="es-ES"/>
+        </w:rPr>
+      </w:pPr>
+      <w:r>
+        <w:rPr>
+          <w:lang w:val="es-ES"/>
+        </w:rPr>
+        <w:t>{#tieneCursos}</w:t>
+      </w:r>
+    </w:p>
+    <w:p>
+      <w:pPr>
+        <w:spacing w:after="0"/>
         <w:rPr>
           <w:b/>
           <w:bCs/>
           <w:color w:val="0070C0"/>
           <w:lang w:val="es-ES"/>
         </w:rPr>
-        <w:t>WORK EXPERIENCE</w:t>
+      </w:pPr>
+      <w:r>
+        <w:rPr>
+          <w:b/>
+          <w:bCs/>
+          <w:color w:val="0070C0"/>
+          <w:lang w:val="es-ES"/>
+        </w:rPr>
+        <w:t>OT</w:t>
+      </w:r>
+      <w:r>
+        <w:rPr>
+          <w:b/>
+          <w:bCs/>
+          <w:color w:val="0070C0"/>
+          <w:lang w:val="es-ES"/>
+        </w:rPr>
+        <w:t>HER STUDIES</w:t>
       </w:r>
     </w:p>
     <w:p>
@@ -1058,19 +1092,7 @@
         <w:jc w:val="both"/>
       </w:pPr>
       <w:r>
-        <w:rPr>
-          <w:lang w:val="es-ES"/>
-        </w:rPr>
-        <w:t>{#</w:t>
-      </w:r>
-      <w:r>
-        <w:t>experiencias</w:t>
-      </w:r>
-      <w:r>
-        <w:rPr>
-          <w:lang w:val="es-ES"/>
-        </w:rPr>
-        <w:t>}</w:t>
+        <w:t>{#cursos}</w:t>
       </w:r>
     </w:p>
     <w:p>
@@ -1080,41 +1102,14 @@
         <w:rPr>
           <w:b/>
           <w:bCs/>
-          <w:lang w:val="es-ES"/>
-        </w:rPr>
-      </w:pPr>
-      <w:r>
-        <w:t>Position</w:t>
-      </w:r>
-      <w:r>
-        <w:rPr>
-          <w:lang w:val="es-ES"/>
-        </w:rPr>
-        <w:t>:</w:t>
-      </w:r>
-      <w:r>
-        <w:rPr>
-          <w:b/>
-          <w:bCs/>
-          <w:lang w:val="es-ES"/>
-        </w:rPr>
-        <w:t xml:space="preserve"> {</w:t>
-      </w:r>
-      <w:r>
-        <w:rPr>
-          <w:b/>
-          <w:bCs/>
-          <w:lang w:val="es-ES"/>
-        </w:rPr>
-        <w:t>puesto</w:t>
-      </w:r>
-      <w:r>
-        <w:rPr>
-          <w:b/>
-          <w:bCs/>
-          <w:lang w:val="es-ES"/>
-        </w:rPr>
-        <w:t>}</w:t>
+        </w:rPr>
+      </w:pPr>
+      <w:r>
+        <w:rPr>
+          <w:b/>
+          <w:bCs/>
+        </w:rPr>
+        <w:t>{nombre}</w:t>
       </w:r>
     </w:p>
     <w:p>
@@ -1124,196 +1119,43 @@
         <w:rPr>
           <w:b/>
           <w:bCs/>
-          <w:u w:val="single"/>
-          <w:lang w:val="es-ES"/>
-        </w:rPr>
-      </w:pPr>
-      <w:r>
-        <w:t>Enterprise</w:t>
-      </w:r>
-      <w:r>
-        <w:rPr>
-          <w:lang w:val="es-ES"/>
-        </w:rPr>
-        <w:t>:</w:t>
-      </w:r>
-      <w:r>
-        <w:rPr>
-          <w:b/>
-          <w:bCs/>
-          <w:lang w:val="es-ES"/>
-        </w:rPr>
-        <w:t xml:space="preserve"> {</w:t>
-      </w:r>
-      <w:r>
-        <w:rPr>
-          <w:b/>
-          <w:bCs/>
-          <w:lang w:val="es-ES"/>
-        </w:rPr>
-        <w:t>empresa</w:t>
-      </w:r>
-      <w:r>
-        <w:rPr>
-          <w:b/>
-          <w:bCs/>
-          <w:lang w:val="es-ES"/>
-        </w:rPr>
-        <w:t>}</w:t>
-      </w:r>
-    </w:p>
-    <w:p>
-      <w:pPr>
-        <w:spacing w:after="120"/>
-        <w:jc w:val="both"/>
-        <w:rPr>
-          <w:b/>
-          <w:bCs/>
-          <w:lang w:val="es-ES"/>
-        </w:rPr>
-      </w:pPr>
-      <w:r>
-        <w:t>Date</w:t>
-      </w:r>
-      <w:r>
-        <w:rPr>
-          <w:lang w:val="es-ES"/>
-        </w:rPr>
-        <w:t>:</w:t>
-      </w:r>
-      <w:r>
-        <w:rPr>
-          <w:b/>
-          <w:bCs/>
-          <w:lang w:val="es-ES"/>
-        </w:rPr>
-        <w:t xml:space="preserve"> {</w:t>
-      </w:r>
-      <w:r>
-        <w:rPr>
-          <w:b/>
-          <w:bCs/>
-          <w:lang w:val="es-ES"/>
-        </w:rPr>
-        <w:t>periodo</w:t>
-      </w:r>
-      <w:r>
-        <w:rPr>
-          <w:b/>
-          <w:bCs/>
-          <w:lang w:val="es-ES"/>
-        </w:rPr>
-        <w:t>}</w:t>
-      </w:r>
-    </w:p>
-    <w:p>
-      <w:pPr>
-        <w:ind w:left="708"/>
-        <w:jc w:val="both"/>
-        <w:rPr>
-          <w:lang w:val="es-ES"/>
-        </w:rPr>
-      </w:pPr>
-      <w:r>
-        <w:rPr>
-          <w:lang w:val="es-ES"/>
-        </w:rPr>
-        <w:t>{</w:t>
-      </w:r>
-      <w:r>
-        <w:t>descripcion</w:t>
-      </w:r>
-      <w:r>
-        <w:rPr>
-          <w:lang w:val="es-ES"/>
-        </w:rPr>
-        <w:t>}</w:t>
+        </w:rPr>
+      </w:pPr>
+      <w:r>
+        <w:rPr>
+          <w:b/>
+          <w:bCs/>
+        </w:rPr>
+        <w:t>Organization</w:t>
+      </w:r>
+      <w:r>
+        <w:rPr>
+          <w:b/>
+          <w:bCs/>
+        </w:rPr>
+        <w:t xml:space="preserve">: </w:t>
+      </w:r>
+      <w:r>
+        <w:rPr>
+          <w:b/>
+          <w:bCs/>
+        </w:rPr>
+        <w:t>{organizacion}</w:t>
       </w:r>
     </w:p>
     <w:p>
       <w:pPr>
         <w:spacing w:after="0"/>
         <w:jc w:val="both"/>
-        <w:rPr>
-          <w:lang w:val="es-ES"/>
-        </w:rPr>
-      </w:pPr>
-      <w:r>
-        <w:rPr>
-          <w:lang w:val="es-ES"/>
-        </w:rPr>
-        <w:t>{/</w:t>
-      </w:r>
-      <w:r>
-        <w:t>experiencias</w:t>
-      </w:r>
-      <w:r>
-        <w:rPr>
-          <w:lang w:val="es-ES"/>
-        </w:rPr>
+      </w:pPr>
+      <w:r>
+        <w:t>{</w:t>
+      </w:r>
+      <w:r>
+        <w:t>periodo</w:t>
+      </w:r>
+      <w:r>
         <w:t>}</w:t>
-      </w:r>
-    </w:p>
-    <w:p>
-      <w:pPr>
-        <w:jc w:val="both"/>
-        <w:rPr>
-          <w:lang w:val="es-ES"/>
-        </w:rPr>
-      </w:pPr>
-      <w:r>
-        <w:rPr>
-          <w:lang w:val="es-ES"/>
-        </w:rPr>
-        <w:t>{#tieneCursos}</w:t>
-      </w:r>
-    </w:p>
-    <w:p>
-      <w:pPr>
-        <w:spacing w:after="0"/>
-        <w:rPr>
-          <w:b/>
-          <w:bCs/>
-          <w:color w:val="0070C0"/>
-          <w:lang w:val="es-ES"/>
-        </w:rPr>
-      </w:pPr>
-      <w:r>
-        <w:rPr>
-          <w:b/>
-          <w:bCs/>
-          <w:color w:val="0070C0"/>
-          <w:lang w:val="es-ES"/>
-        </w:rPr>
-        <w:t>OT</w:t>
-      </w:r>
-      <w:r>
-        <w:rPr>
-          <w:b/>
-          <w:bCs/>
-          <w:color w:val="0070C0"/>
-          <w:lang w:val="es-ES"/>
-        </w:rPr>
-        <w:t>HER STUDIES</w:t>
-      </w:r>
-    </w:p>
-    <w:p>
-      <w:pPr>
-        <w:spacing w:after="0"/>
-        <w:rPr>
-          <w:b/>
-          <w:bCs/>
-          <w:color w:val="000000" w:themeColor="text1"/>
-          <w:lang w:val="es-ES"/>
-        </w:rPr>
-      </w:pPr>
-      <w:r>
-        <w:rPr>
-          <w:b/>
-          <w:bCs/>
-          <w:color w:val="000000" w:themeColor="text1"/>
-        </w:rPr>
-        <w:t>‾‾‾‾‾‾‾‾‾‾‾‾‾‾‾‾‾‾‾‾‾‾‾‾‾‾‾‾‾‾‾‾‾‾‾‾‾‾‾‾‾‾‾‾‾‾‾‾‾‾‾‾‾‾‾‾‾‾‾‾‾‾‾‾‾‾‾‾‾‾‾‾‾‾‾‾‾‾‾‾‾‾‾‾‾‾‾‾‾‾‾‾‾‾‾‾‾</w:t>
       </w:r>
     </w:p>
     <w:p>
@@ -1322,56 +1164,57 @@
         <w:jc w:val="both"/>
       </w:pPr>
       <w:r>
-        <w:t>{#cursos}</w:t>
+        <w:t>Description</w:t>
+      </w:r>
+      <w:r>
+        <w:t xml:space="preserve">: </w:t>
+      </w:r>
+      <w:r>
+        <w:t>{descripcion}</w:t>
       </w:r>
     </w:p>
     <w:p>
       <w:pPr>
         <w:spacing w:after="0"/>
         <w:jc w:val="both"/>
-        <w:rPr>
-          <w:b/>
-          <w:bCs/>
-        </w:rPr>
-      </w:pPr>
-      <w:r>
-        <w:rPr>
-          <w:b/>
-          <w:bCs/>
-        </w:rPr>
-        <w:t>{nombre}</w:t>
+      </w:pPr>
+      <w:r>
+        <w:t>Entity</w:t>
+      </w:r>
+      <w:r>
+        <w:t>: {entidad}</w:t>
+      </w:r>
+    </w:p>
+    <w:p>
+      <w:pPr>
+        <w:jc w:val="both"/>
+      </w:pPr>
+      <w:r>
+        <w:t xml:space="preserve">Study </w:t>
+      </w:r>
+      <w:r>
+        <w:t>t</w:t>
+      </w:r>
+      <w:r>
+        <w:t>ime</w:t>
+      </w:r>
+      <w:r>
+        <w:t>: {</w:t>
+      </w:r>
+      <w:r>
+        <w:t>tiempoEstudio</w:t>
+      </w:r>
+      <w:r>
+        <w:t>}</w:t>
       </w:r>
     </w:p>
     <w:p>
       <w:pPr>
         <w:spacing w:after="0"/>
         <w:jc w:val="both"/>
-        <w:rPr>
-          <w:b/>
-          <w:bCs/>
-        </w:rPr>
-      </w:pPr>
-      <w:r>
-        <w:rPr>
-          <w:b/>
-          <w:bCs/>
-        </w:rPr>
-        <w:lastRenderedPageBreak/>
-        <w:t>Organization</w:t>
-      </w:r>
-      <w:r>
-        <w:rPr>
-          <w:b/>
-          <w:bCs/>
-        </w:rPr>
-        <w:t xml:space="preserve">: </w:t>
-      </w:r>
-      <w:r>
-        <w:rPr>
-          <w:b/>
-          <w:bCs/>
-        </w:rPr>
-        <w:t>{organizacion}</w:t>
+      </w:pPr>
+      <w:r>
+        <w:t>{/cursos}</w:t>
       </w:r>
     </w:p>
     <w:p>
@@ -1380,100 +1223,26 @@
         <w:jc w:val="both"/>
       </w:pPr>
       <w:r>
-        <w:t>{</w:t>
-      </w:r>
-      <w:r>
-        <w:t>periodo</w:t>
-      </w:r>
-      <w:r>
-        <w:t>}</w:t>
+        <w:t>{/tieneCursos}</w:t>
+      </w:r>
+    </w:p>
+    <w:p>
+      <w:pPr>
+        <w:jc w:val="both"/>
+        <w:rPr>
+          <w:lang w:val="es-ES"/>
+        </w:rPr>
+      </w:pPr>
+      <w:r>
+        <w:rPr>
+          <w:lang w:val="es-ES"/>
+        </w:rPr>
+        <w:t>{#tieneComentarios}</w:t>
       </w:r>
     </w:p>
     <w:p>
       <w:pPr>
         <w:spacing w:after="0"/>
-        <w:jc w:val="both"/>
-      </w:pPr>
-      <w:r>
-        <w:t>Description</w:t>
-      </w:r>
-      <w:r>
-        <w:t xml:space="preserve">: </w:t>
-      </w:r>
-      <w:r>
-        <w:t>{descripcion}</w:t>
-      </w:r>
-    </w:p>
-    <w:p>
-      <w:pPr>
-        <w:spacing w:after="0"/>
-        <w:jc w:val="both"/>
-      </w:pPr>
-      <w:r>
-        <w:t>Entity</w:t>
-      </w:r>
-      <w:r>
-        <w:t>: {entidad}</w:t>
-      </w:r>
-    </w:p>
-    <w:p>
-      <w:pPr>
-        <w:jc w:val="both"/>
-      </w:pPr>
-      <w:r>
-        <w:t xml:space="preserve">Study </w:t>
-      </w:r>
-      <w:r>
-        <w:t>t</w:t>
-      </w:r>
-      <w:r>
-        <w:t>ime</w:t>
-      </w:r>
-      <w:r>
-        <w:t>: {</w:t>
-      </w:r>
-      <w:r>
-        <w:t>tiempoEstudio</w:t>
-      </w:r>
-      <w:r>
-        <w:t>}</w:t>
-      </w:r>
-    </w:p>
-    <w:p>
-      <w:pPr>
-        <w:spacing w:after="0"/>
-        <w:jc w:val="both"/>
-      </w:pPr>
-      <w:r>
-        <w:t>{/cursos}</w:t>
-      </w:r>
-    </w:p>
-    <w:p>
-      <w:pPr>
-        <w:spacing w:after="0"/>
-        <w:jc w:val="both"/>
-      </w:pPr>
-      <w:r>
-        <w:t>{/tieneCursos}</w:t>
-      </w:r>
-    </w:p>
-    <w:p>
-      <w:pPr>
-        <w:jc w:val="both"/>
-        <w:rPr>
-          <w:lang w:val="es-ES"/>
-        </w:rPr>
-      </w:pPr>
-      <w:r>
-        <w:rPr>
-          <w:lang w:val="es-ES"/>
-        </w:rPr>
-        <w:t>{#tieneComentarios}</w:t>
-      </w:r>
-    </w:p>
-    <w:p>
-      <w:pPr>
-        <w:spacing w:after="0"/>
         <w:rPr>
           <w:b/>
           <w:bCs/>
@@ -1488,6 +1257,7 @@
           <w:color w:val="0070C0"/>
           <w:lang w:val="es-ES"/>
         </w:rPr>
+        <w:lastRenderedPageBreak/>
         <w:t>NOT</w:t>
       </w:r>
       <w:r>

--- a/src/assets/PlantillaUnoColumnasEng.docx
+++ b/src/assets/PlantillaUnoColumnasEng.docx
@@ -342,7 +342,7 @@
           <w:bCs/>
           <w:lang w:val="es-ES"/>
         </w:rPr>
-        <w:t>{idioma} – {nivel}</w:t>
+        <w:t>{idioma}</w:t>
       </w:r>
       <w:r>
         <w:rPr>

--- a/src/assets/PlantillaUnoColumnasEng.docx
+++ b/src/assets/PlantillaUnoColumnasEng.docx
@@ -342,23 +342,7 @@
           <w:bCs/>
           <w:lang w:val="es-ES"/>
         </w:rPr>
-        <w:t>{idioma} – {nivel}</w:t>
-      </w:r>
-      <w:r>
-        <w:rPr>
-          <w:b/>
-          <w:bCs/>
-          <w:lang w:val="es-ES"/>
-        </w:rPr>
-        <w:t xml:space="preserve"> </w:t>
-      </w:r>
-      <w:r>
-        <w:rPr>
-          <w:b/>
-          <w:bCs/>
-          <w:lang w:val="es-ES"/>
-        </w:rPr>
-        <w:t>{/EtId}</w:t>
+        <w:t>{idioma} {/EtId}</w:t>
       </w:r>
     </w:p>
     <w:p>

--- a/src/assets/PlantillaUnoColumnasEng.docx
+++ b/src/assets/PlantillaUnoColumnasEng.docx
@@ -76,12 +76,21 @@
           </wp:anchor>
         </w:drawing>
       </w:r>
+      <w:proofErr w:type="spellStart"/>
       <w:r>
         <w:rPr>
           <w:color w:val="45B0E1" w:themeColor="accent1" w:themeTint="99"/>
           <w:lang w:val="es-ES"/>
         </w:rPr>
-        <w:t>Curriculum Vitae</w:t>
+        <w:t>Curriculum</w:t>
+      </w:r>
+      <w:proofErr w:type="spellEnd"/>
+      <w:r>
+        <w:rPr>
+          <w:color w:val="45B0E1" w:themeColor="accent1" w:themeTint="99"/>
+          <w:lang w:val="es-ES"/>
+        </w:rPr>
+        <w:t xml:space="preserve"> Vitae</w:t>
       </w:r>
     </w:p>
     <w:p>
@@ -98,11 +107,19 @@
           <w:lang w:val="es-ES"/>
         </w:rPr>
       </w:pPr>
-      <w:r>
-        <w:rPr>
-          <w:lang w:val="es-ES"/>
-        </w:rPr>
-        <w:t>Curriculum Vitae</w:t>
+      <w:proofErr w:type="spellStart"/>
+      <w:r>
+        <w:rPr>
+          <w:lang w:val="es-ES"/>
+        </w:rPr>
+        <w:t>Curriculum</w:t>
+      </w:r>
+      <w:proofErr w:type="spellEnd"/>
+      <w:r>
+        <w:rPr>
+          <w:lang w:val="es-ES"/>
+        </w:rPr>
+        <w:t xml:space="preserve"> Vitae</w:t>
       </w:r>
     </w:p>
     <w:p>
@@ -161,9 +178,27 @@
           <w:lang w:val="es-ES"/>
         </w:rPr>
       </w:pPr>
-      <w:r>
-        <w:t>Surname and first name</w:t>
-      </w:r>
+      <w:proofErr w:type="spellStart"/>
+      <w:r>
+        <w:t>Surname</w:t>
+      </w:r>
+      <w:proofErr w:type="spellEnd"/>
+      <w:r>
+        <w:t xml:space="preserve"> and </w:t>
+      </w:r>
+      <w:proofErr w:type="spellStart"/>
+      <w:r>
+        <w:t>first</w:t>
+      </w:r>
+      <w:proofErr w:type="spellEnd"/>
+      <w:r>
+        <w:t xml:space="preserve"> </w:t>
+      </w:r>
+      <w:proofErr w:type="spellStart"/>
+      <w:r>
+        <w:t>name</w:t>
+      </w:r>
+      <w:proofErr w:type="spellEnd"/>
       <w:r>
         <w:t>:</w:t>
       </w:r>
@@ -178,6 +213,7 @@
         </w:rPr>
         <w:t>{</w:t>
       </w:r>
+      <w:proofErr w:type="spellStart"/>
       <w:r>
         <w:rPr>
           <w:b/>
@@ -194,6 +230,7 @@
         </w:rPr>
         <w:t>tNom</w:t>
       </w:r>
+      <w:proofErr w:type="spellEnd"/>
       <w:r>
         <w:rPr>
           <w:b/>
@@ -211,18 +248,68 @@
           <w:lang w:val="es-ES"/>
         </w:rPr>
       </w:pPr>
-      <w:r>
-        <w:rPr>
-          <w:lang w:val="es-ES"/>
-        </w:rPr>
-        <w:t>Years of professional experience:</w:t>
-      </w:r>
+      <w:proofErr w:type="spellStart"/>
+      <w:r>
+        <w:rPr>
+          <w:lang w:val="es-ES"/>
+        </w:rPr>
+        <w:t>Years</w:t>
+      </w:r>
+      <w:proofErr w:type="spellEnd"/>
       <w:r>
         <w:rPr>
           <w:lang w:val="es-ES"/>
         </w:rPr>
         <w:t xml:space="preserve"> </w:t>
       </w:r>
+      <w:proofErr w:type="spellStart"/>
+      <w:r>
+        <w:rPr>
+          <w:lang w:val="es-ES"/>
+        </w:rPr>
+        <w:t>of</w:t>
+      </w:r>
+      <w:proofErr w:type="spellEnd"/>
+      <w:r>
+        <w:rPr>
+          <w:lang w:val="es-ES"/>
+        </w:rPr>
+        <w:t xml:space="preserve"> </w:t>
+      </w:r>
+      <w:proofErr w:type="spellStart"/>
+      <w:r>
+        <w:rPr>
+          <w:lang w:val="es-ES"/>
+        </w:rPr>
+        <w:t>professional</w:t>
+      </w:r>
+      <w:proofErr w:type="spellEnd"/>
+      <w:r>
+        <w:rPr>
+          <w:lang w:val="es-ES"/>
+        </w:rPr>
+        <w:t xml:space="preserve"> </w:t>
+      </w:r>
+      <w:proofErr w:type="spellStart"/>
+      <w:r>
+        <w:rPr>
+          <w:lang w:val="es-ES"/>
+        </w:rPr>
+        <w:t>experience</w:t>
+      </w:r>
+      <w:proofErr w:type="spellEnd"/>
+      <w:r>
+        <w:rPr>
+          <w:lang w:val="es-ES"/>
+        </w:rPr>
+        <w:t>:</w:t>
+      </w:r>
+      <w:r>
+        <w:rPr>
+          <w:lang w:val="es-ES"/>
+        </w:rPr>
+        <w:t xml:space="preserve"> </w:t>
+      </w:r>
       <w:r>
         <w:rPr>
           <w:b/>
@@ -231,6 +318,7 @@
         </w:rPr>
         <w:t>{</w:t>
       </w:r>
+      <w:proofErr w:type="spellStart"/>
       <w:r>
         <w:rPr>
           <w:b/>
@@ -238,6 +326,7 @@
         </w:rPr>
         <w:t>EtTiempoExp</w:t>
       </w:r>
+      <w:proofErr w:type="spellEnd"/>
       <w:r>
         <w:rPr>
           <w:b/>
@@ -255,9 +344,11 @@
           <w:lang w:val="es-ES"/>
         </w:rPr>
       </w:pPr>
+      <w:proofErr w:type="spellStart"/>
       <w:r>
         <w:t>Nationality</w:t>
       </w:r>
+      <w:proofErr w:type="spellEnd"/>
       <w:r>
         <w:t>:</w:t>
       </w:r>
@@ -275,6 +366,7 @@
         </w:rPr>
         <w:t>{</w:t>
       </w:r>
+      <w:proofErr w:type="spellStart"/>
       <w:r>
         <w:rPr>
           <w:b/>
@@ -283,6 +375,7 @@
         </w:rPr>
         <w:t>EtNa</w:t>
       </w:r>
+      <w:proofErr w:type="spellEnd"/>
       <w:r>
         <w:rPr>
           <w:b/>
@@ -302,12 +395,14 @@
           <w:lang w:val="es-ES"/>
         </w:rPr>
       </w:pPr>
+      <w:proofErr w:type="spellStart"/>
       <w:r>
         <w:rPr>
           <w:lang w:val="es-ES"/>
         </w:rPr>
         <w:t>Languages</w:t>
       </w:r>
+      <w:proofErr w:type="spellEnd"/>
       <w:r>
         <w:rPr>
           <w:lang w:val="es-ES"/>
@@ -342,7 +437,25 @@
           <w:bCs/>
           <w:lang w:val="es-ES"/>
         </w:rPr>
-        <w:t>{idioma} {/EtId}</w:t>
+        <w:t>{idioma} {/</w:t>
+      </w:r>
+      <w:proofErr w:type="spellStart"/>
+      <w:r>
+        <w:rPr>
+          <w:b/>
+          <w:bCs/>
+          <w:lang w:val="es-ES"/>
+        </w:rPr>
+        <w:t>EtId</w:t>
+      </w:r>
+      <w:proofErr w:type="spellEnd"/>
+      <w:r>
+        <w:rPr>
+          <w:b/>
+          <w:bCs/>
+          <w:lang w:val="es-ES"/>
+        </w:rPr>
+        <w:t>}</w:t>
       </w:r>
     </w:p>
     <w:p>
@@ -353,9 +466,19 @@
           <w:lang w:val="es-ES"/>
         </w:rPr>
       </w:pPr>
-      <w:r>
-        <w:t>Current residence</w:t>
-      </w:r>
+      <w:proofErr w:type="spellStart"/>
+      <w:r>
+        <w:t>Current</w:t>
+      </w:r>
+      <w:proofErr w:type="spellEnd"/>
+      <w:r>
+        <w:t xml:space="preserve"> </w:t>
+      </w:r>
+      <w:proofErr w:type="spellStart"/>
+      <w:r>
+        <w:t>residence</w:t>
+      </w:r>
+      <w:proofErr w:type="spellEnd"/>
       <w:r>
         <w:t xml:space="preserve">: </w:t>
       </w:r>
@@ -367,6 +490,7 @@
         </w:rPr>
         <w:t>{</w:t>
       </w:r>
+      <w:proofErr w:type="spellStart"/>
       <w:r>
         <w:rPr>
           <w:b/>
@@ -375,6 +499,7 @@
         </w:rPr>
         <w:t>EtRe</w:t>
       </w:r>
+      <w:proofErr w:type="spellEnd"/>
       <w:r>
         <w:rPr>
           <w:b/>
@@ -408,6 +533,7 @@
         </w:rPr>
         <w:t>{</w:t>
       </w:r>
+      <w:proofErr w:type="spellStart"/>
       <w:r>
         <w:rPr>
           <w:b/>
@@ -417,6 +543,7 @@
         </w:rPr>
         <w:t>EtEd</w:t>
       </w:r>
+      <w:proofErr w:type="spellEnd"/>
       <w:r>
         <w:rPr>
           <w:b/>
@@ -515,12 +642,14 @@
           <w:lang w:val="es-ES"/>
         </w:rPr>
       </w:pPr>
+      <w:proofErr w:type="spellStart"/>
       <w:r>
         <w:rPr>
           <w:lang w:val="es-ES"/>
         </w:rPr>
         <w:t>Degree</w:t>
       </w:r>
+      <w:proofErr w:type="spellEnd"/>
       <w:r>
         <w:rPr>
           <w:lang w:val="es-ES"/>
@@ -547,11 +676,19 @@
           <w:lang w:val="es-ES"/>
         </w:rPr>
       </w:pPr>
-      <w:r>
-        <w:rPr>
-          <w:lang w:val="es-ES"/>
-        </w:rPr>
-        <w:t>Start date</w:t>
+      <w:proofErr w:type="spellStart"/>
+      <w:r>
+        <w:rPr>
+          <w:lang w:val="es-ES"/>
+        </w:rPr>
+        <w:t>Start</w:t>
+      </w:r>
+      <w:proofErr w:type="spellEnd"/>
+      <w:r>
+        <w:rPr>
+          <w:lang w:val="es-ES"/>
+        </w:rPr>
+        <w:t xml:space="preserve"> date</w:t>
       </w:r>
       <w:r>
         <w:rPr>
@@ -565,7 +702,25 @@
           <w:bCs/>
           <w:lang w:val="es-ES"/>
         </w:rPr>
-        <w:t xml:space="preserve"> {fechaIni}</w:t>
+        <w:t xml:space="preserve"> {</w:t>
+      </w:r>
+      <w:proofErr w:type="spellStart"/>
+      <w:r>
+        <w:rPr>
+          <w:b/>
+          <w:bCs/>
+          <w:lang w:val="es-ES"/>
+        </w:rPr>
+        <w:t>fechaIni</w:t>
+      </w:r>
+      <w:proofErr w:type="spellEnd"/>
+      <w:r>
+        <w:rPr>
+          <w:b/>
+          <w:bCs/>
+          <w:lang w:val="es-ES"/>
+        </w:rPr>
+        <w:t>}</w:t>
       </w:r>
     </w:p>
     <w:p>
@@ -577,9 +732,11 @@
           <w:lang w:val="es-ES"/>
         </w:rPr>
       </w:pPr>
+      <w:proofErr w:type="spellStart"/>
       <w:r>
         <w:t>Generation</w:t>
       </w:r>
+      <w:proofErr w:type="spellEnd"/>
       <w:r>
         <w:rPr>
           <w:lang w:val="es-ES"/>
@@ -594,6 +751,7 @@
         </w:rPr>
         <w:t xml:space="preserve"> {</w:t>
       </w:r>
+      <w:proofErr w:type="spellStart"/>
       <w:r>
         <w:rPr>
           <w:b/>
@@ -603,6 +761,7 @@
         </w:rPr>
         <w:t>generacion</w:t>
       </w:r>
+      <w:proofErr w:type="spellEnd"/>
       <w:r>
         <w:rPr>
           <w:b/>
@@ -978,7 +1137,21 @@
               <w:rPr>
                 <w:lang w:val="es-ES"/>
               </w:rPr>
-              <w:t>{skill}</w:t>
+              <w:t>{</w:t>
+            </w:r>
+            <w:proofErr w:type="spellStart"/>
+            <w:r>
+              <w:rPr>
+                <w:lang w:val="es-ES"/>
+              </w:rPr>
+              <w:t>skill</w:t>
+            </w:r>
+            <w:proofErr w:type="spellEnd"/>
+            <w:r>
+              <w:rPr>
+                <w:lang w:val="es-ES"/>
+              </w:rPr>
+              <w:t>}</w:t>
             </w:r>
           </w:p>
           <w:p>
@@ -999,6 +1172,7 @@
     </w:tbl>
     <w:p>
       <w:pPr>
+        <w:keepNext/>
         <w:spacing w:before="240" w:after="0"/>
         <w:rPr>
           <w:b/>
@@ -1019,6 +1193,7 @@
     </w:p>
     <w:p>
       <w:pPr>
+        <w:keepNext/>
         <w:spacing w:after="0"/>
         <w:rPr>
           <w:b/>
@@ -1038,6 +1213,7 @@
     </w:p>
     <w:p>
       <w:pPr>
+        <w:keepNext/>
         <w:spacing w:after="0"/>
         <w:jc w:val="both"/>
       </w:pPr>
@@ -1059,6 +1235,7 @@
     </w:p>
     <w:p>
       <w:pPr>
+        <w:keepNext/>
         <w:spacing w:after="0"/>
         <w:jc w:val="both"/>
         <w:rPr>
@@ -1204,9 +1381,11 @@
         </w:rPr>
         <w:t>{</w:t>
       </w:r>
+      <w:proofErr w:type="spellStart"/>
       <w:r>
         <w:t>descripcion</w:t>
       </w:r>
+      <w:proofErr w:type="spellEnd"/>
       <w:r>
         <w:rPr>
           <w:lang w:val="es-ES"/>
@@ -1254,6 +1433,7 @@
     </w:p>
     <w:p>
       <w:pPr>
+        <w:keepNext/>
         <w:spacing w:after="0"/>
         <w:rPr>
           <w:b/>
@@ -1283,6 +1463,7 @@
     </w:p>
     <w:p>
       <w:pPr>
+        <w:keepNext/>
         <w:spacing w:after="0"/>
         <w:rPr>
           <w:b/>
@@ -1335,6 +1516,7 @@
           <w:bCs/>
         </w:rPr>
       </w:pPr>
+      <w:proofErr w:type="spellStart"/>
       <w:r>
         <w:rPr>
           <w:b/>
@@ -1343,6 +1525,7 @@
         <w:lastRenderedPageBreak/>
         <w:t>Organization</w:t>
       </w:r>
+      <w:proofErr w:type="spellEnd"/>
       <w:r>
         <w:rPr>
           <w:b/>
@@ -1355,7 +1538,23 @@
           <w:b/>
           <w:bCs/>
         </w:rPr>
-        <w:t>{organizacion}</w:t>
+        <w:t>{</w:t>
+      </w:r>
+      <w:proofErr w:type="spellStart"/>
+      <w:r>
+        <w:rPr>
+          <w:b/>
+          <w:bCs/>
+        </w:rPr>
+        <w:t>organizacion</w:t>
+      </w:r>
+      <w:proofErr w:type="spellEnd"/>
+      <w:r>
+        <w:rPr>
+          <w:b/>
+          <w:bCs/>
+        </w:rPr>
+        <w:t>}</w:t>
       </w:r>
     </w:p>
     <w:p>
@@ -1378,14 +1577,24 @@
         <w:spacing w:after="0"/>
         <w:jc w:val="both"/>
       </w:pPr>
+      <w:proofErr w:type="spellStart"/>
       <w:r>
         <w:t>Description</w:t>
       </w:r>
+      <w:proofErr w:type="spellEnd"/>
       <w:r>
         <w:t xml:space="preserve">: </w:t>
       </w:r>
       <w:r>
-        <w:t>{descripcion}</w:t>
+        <w:t>{</w:t>
+      </w:r>
+      <w:proofErr w:type="spellStart"/>
+      <w:r>
+        <w:t>descripcion</w:t>
+      </w:r>
+      <w:proofErr w:type="spellEnd"/>
+      <w:r>
+        <w:t>}</w:t>
       </w:r>
     </w:p>
     <w:p>
@@ -1393,9 +1602,11 @@
         <w:spacing w:after="0"/>
         <w:jc w:val="both"/>
       </w:pPr>
+      <w:proofErr w:type="spellStart"/>
       <w:r>
         <w:t>Entity</w:t>
       </w:r>
+      <w:proofErr w:type="spellEnd"/>
       <w:r>
         <w:t>: {entidad}</w:t>
       </w:r>
@@ -1404,8 +1615,13 @@
       <w:pPr>
         <w:jc w:val="both"/>
       </w:pPr>
-      <w:r>
-        <w:t xml:space="preserve">Study </w:t>
+      <w:proofErr w:type="spellStart"/>
+      <w:r>
+        <w:t>Study</w:t>
+      </w:r>
+      <w:proofErr w:type="spellEnd"/>
+      <w:r>
+        <w:t xml:space="preserve"> </w:t>
       </w:r>
       <w:r>
         <w:t>t</w:t>
@@ -1416,9 +1632,11 @@
       <w:r>
         <w:t>: {</w:t>
       </w:r>
+      <w:proofErr w:type="spellStart"/>
       <w:r>
         <w:t>tiempoEstudio</w:t>
       </w:r>
+      <w:proofErr w:type="spellEnd"/>
       <w:r>
         <w:t>}</w:t>
       </w:r>
@@ -1438,7 +1656,15 @@
         <w:jc w:val="both"/>
       </w:pPr>
       <w:r>
-        <w:t>{/tieneCursos}</w:t>
+        <w:t>{/</w:t>
+      </w:r>
+      <w:proofErr w:type="spellStart"/>
+      <w:r>
+        <w:t>tieneCursos</w:t>
+      </w:r>
+      <w:proofErr w:type="spellEnd"/>
+      <w:r>
+        <w:t>}</w:t>
       </w:r>
     </w:p>
     <w:p>
@@ -1457,6 +1683,7 @@
     </w:p>
     <w:p>
       <w:pPr>
+        <w:keepNext/>
         <w:spacing w:after="0"/>
         <w:rPr>
           <w:b/>
@@ -1486,6 +1713,7 @@
     </w:p>
     <w:p>
       <w:pPr>
+        <w:keepNext/>
         <w:spacing w:after="0"/>
         <w:rPr>
           <w:b/>
@@ -1513,7 +1741,15 @@
         <w:jc w:val="both"/>
       </w:pPr>
       <w:r>
-        <w:t>{/tieneComentarios}</w:t>
+        <w:t>{/</w:t>
+      </w:r>
+      <w:proofErr w:type="spellStart"/>
+      <w:r>
+        <w:t>tieneComentarios</w:t>
+      </w:r>
+      <w:proofErr w:type="spellEnd"/>
+      <w:r>
+        <w:t>}</w:t>
       </w:r>
     </w:p>
     <w:sectPr>

--- a/src/assets/PlantillaUnoColumnasEng.docx
+++ b/src/assets/PlantillaUnoColumnasEng.docx
@@ -76,12 +76,21 @@
           </wp:anchor>
         </w:drawing>
       </w:r>
+      <w:proofErr w:type="spellStart"/>
       <w:r>
         <w:rPr>
           <w:color w:val="45B0E1" w:themeColor="accent1" w:themeTint="99"/>
           <w:lang w:val="es-ES"/>
         </w:rPr>
-        <w:t>Curriculum Vitae</w:t>
+        <w:t>Curriculum</w:t>
+      </w:r>
+      <w:proofErr w:type="spellEnd"/>
+      <w:r>
+        <w:rPr>
+          <w:color w:val="45B0E1" w:themeColor="accent1" w:themeTint="99"/>
+          <w:lang w:val="es-ES"/>
+        </w:rPr>
+        <w:t xml:space="preserve"> Vitae</w:t>
       </w:r>
     </w:p>
     <w:p>
@@ -98,11 +107,19 @@
           <w:lang w:val="es-ES"/>
         </w:rPr>
       </w:pPr>
-      <w:r>
-        <w:rPr>
-          <w:lang w:val="es-ES"/>
-        </w:rPr>
-        <w:t>Curriculum Vitae</w:t>
+      <w:proofErr w:type="spellStart"/>
+      <w:r>
+        <w:rPr>
+          <w:lang w:val="es-ES"/>
+        </w:rPr>
+        <w:t>Curriculum</w:t>
+      </w:r>
+      <w:proofErr w:type="spellEnd"/>
+      <w:r>
+        <w:rPr>
+          <w:lang w:val="es-ES"/>
+        </w:rPr>
+        <w:t xml:space="preserve"> Vitae</w:t>
       </w:r>
     </w:p>
     <w:p>
@@ -161,9 +178,27 @@
           <w:lang w:val="es-ES"/>
         </w:rPr>
       </w:pPr>
-      <w:r>
-        <w:t>Surname and first name</w:t>
-      </w:r>
+      <w:proofErr w:type="spellStart"/>
+      <w:r>
+        <w:t>Surname</w:t>
+      </w:r>
+      <w:proofErr w:type="spellEnd"/>
+      <w:r>
+        <w:t xml:space="preserve"> and </w:t>
+      </w:r>
+      <w:proofErr w:type="spellStart"/>
+      <w:r>
+        <w:t>first</w:t>
+      </w:r>
+      <w:proofErr w:type="spellEnd"/>
+      <w:r>
+        <w:t xml:space="preserve"> </w:t>
+      </w:r>
+      <w:proofErr w:type="spellStart"/>
+      <w:r>
+        <w:t>name</w:t>
+      </w:r>
+      <w:proofErr w:type="spellEnd"/>
       <w:r>
         <w:t>:</w:t>
       </w:r>
@@ -178,6 +213,7 @@
         </w:rPr>
         <w:t>{</w:t>
       </w:r>
+      <w:proofErr w:type="spellStart"/>
       <w:r>
         <w:rPr>
           <w:b/>
@@ -194,6 +230,7 @@
         </w:rPr>
         <w:t>tNom</w:t>
       </w:r>
+      <w:proofErr w:type="spellEnd"/>
       <w:r>
         <w:rPr>
           <w:b/>
@@ -211,18 +248,68 @@
           <w:lang w:val="es-ES"/>
         </w:rPr>
       </w:pPr>
-      <w:r>
-        <w:rPr>
-          <w:lang w:val="es-ES"/>
-        </w:rPr>
-        <w:t>Years of professional experience:</w:t>
-      </w:r>
+      <w:proofErr w:type="spellStart"/>
+      <w:r>
+        <w:rPr>
+          <w:lang w:val="es-ES"/>
+        </w:rPr>
+        <w:t>Years</w:t>
+      </w:r>
+      <w:proofErr w:type="spellEnd"/>
       <w:r>
         <w:rPr>
           <w:lang w:val="es-ES"/>
         </w:rPr>
         <w:t xml:space="preserve"> </w:t>
       </w:r>
+      <w:proofErr w:type="spellStart"/>
+      <w:r>
+        <w:rPr>
+          <w:lang w:val="es-ES"/>
+        </w:rPr>
+        <w:t>of</w:t>
+      </w:r>
+      <w:proofErr w:type="spellEnd"/>
+      <w:r>
+        <w:rPr>
+          <w:lang w:val="es-ES"/>
+        </w:rPr>
+        <w:t xml:space="preserve"> </w:t>
+      </w:r>
+      <w:proofErr w:type="spellStart"/>
+      <w:r>
+        <w:rPr>
+          <w:lang w:val="es-ES"/>
+        </w:rPr>
+        <w:t>professional</w:t>
+      </w:r>
+      <w:proofErr w:type="spellEnd"/>
+      <w:r>
+        <w:rPr>
+          <w:lang w:val="es-ES"/>
+        </w:rPr>
+        <w:t xml:space="preserve"> </w:t>
+      </w:r>
+      <w:proofErr w:type="spellStart"/>
+      <w:r>
+        <w:rPr>
+          <w:lang w:val="es-ES"/>
+        </w:rPr>
+        <w:t>experience</w:t>
+      </w:r>
+      <w:proofErr w:type="spellEnd"/>
+      <w:r>
+        <w:rPr>
+          <w:lang w:val="es-ES"/>
+        </w:rPr>
+        <w:t>:</w:t>
+      </w:r>
+      <w:r>
+        <w:rPr>
+          <w:lang w:val="es-ES"/>
+        </w:rPr>
+        <w:t xml:space="preserve"> </w:t>
+      </w:r>
       <w:r>
         <w:rPr>
           <w:b/>
@@ -231,6 +318,7 @@
         </w:rPr>
         <w:t>{</w:t>
       </w:r>
+      <w:proofErr w:type="spellStart"/>
       <w:r>
         <w:rPr>
           <w:b/>
@@ -238,6 +326,7 @@
         </w:rPr>
         <w:t>EtTiempoExp</w:t>
       </w:r>
+      <w:proofErr w:type="spellEnd"/>
       <w:r>
         <w:rPr>
           <w:b/>
@@ -255,9 +344,11 @@
           <w:lang w:val="es-ES"/>
         </w:rPr>
       </w:pPr>
+      <w:proofErr w:type="spellStart"/>
       <w:r>
         <w:t>Nationality</w:t>
       </w:r>
+      <w:proofErr w:type="spellEnd"/>
       <w:r>
         <w:t>:</w:t>
       </w:r>
@@ -275,6 +366,7 @@
         </w:rPr>
         <w:t>{</w:t>
       </w:r>
+      <w:proofErr w:type="spellStart"/>
       <w:r>
         <w:rPr>
           <w:b/>
@@ -283,6 +375,7 @@
         </w:rPr>
         <w:t>EtNa</w:t>
       </w:r>
+      <w:proofErr w:type="spellEnd"/>
       <w:r>
         <w:rPr>
           <w:b/>
@@ -302,12 +395,14 @@
           <w:lang w:val="es-ES"/>
         </w:rPr>
       </w:pPr>
+      <w:proofErr w:type="spellStart"/>
       <w:r>
         <w:rPr>
           <w:lang w:val="es-ES"/>
         </w:rPr>
         <w:t>Languages</w:t>
       </w:r>
+      <w:proofErr w:type="spellEnd"/>
       <w:r>
         <w:rPr>
           <w:lang w:val="es-ES"/>
@@ -358,7 +453,25 @@
           <w:bCs/>
           <w:lang w:val="es-ES"/>
         </w:rPr>
-        <w:t>{/EtId}</w:t>
+        <w:t>{/</w:t>
+      </w:r>
+      <w:proofErr w:type="spellStart"/>
+      <w:r>
+        <w:rPr>
+          <w:b/>
+          <w:bCs/>
+          <w:lang w:val="es-ES"/>
+        </w:rPr>
+        <w:t>EtId</w:t>
+      </w:r>
+      <w:proofErr w:type="spellEnd"/>
+      <w:r>
+        <w:rPr>
+          <w:b/>
+          <w:bCs/>
+          <w:lang w:val="es-ES"/>
+        </w:rPr>
+        <w:t>}</w:t>
       </w:r>
     </w:p>
     <w:p>
@@ -369,9 +482,19 @@
           <w:lang w:val="es-ES"/>
         </w:rPr>
       </w:pPr>
-      <w:r>
-        <w:t>Current residence</w:t>
-      </w:r>
+      <w:proofErr w:type="spellStart"/>
+      <w:r>
+        <w:t>Current</w:t>
+      </w:r>
+      <w:proofErr w:type="spellEnd"/>
+      <w:r>
+        <w:t xml:space="preserve"> </w:t>
+      </w:r>
+      <w:proofErr w:type="spellStart"/>
+      <w:r>
+        <w:t>residence</w:t>
+      </w:r>
+      <w:proofErr w:type="spellEnd"/>
       <w:r>
         <w:t xml:space="preserve">: </w:t>
       </w:r>
@@ -383,6 +506,7 @@
         </w:rPr>
         <w:t>{</w:t>
       </w:r>
+      <w:proofErr w:type="spellStart"/>
       <w:r>
         <w:rPr>
           <w:b/>
@@ -391,6 +515,7 @@
         </w:rPr>
         <w:t>EtRe</w:t>
       </w:r>
+      <w:proofErr w:type="spellEnd"/>
       <w:r>
         <w:rPr>
           <w:b/>
@@ -424,6 +549,7 @@
         </w:rPr>
         <w:t>{</w:t>
       </w:r>
+      <w:proofErr w:type="spellStart"/>
       <w:r>
         <w:rPr>
           <w:b/>
@@ -433,6 +559,7 @@
         </w:rPr>
         <w:t>EtEd</w:t>
       </w:r>
+      <w:proofErr w:type="spellEnd"/>
       <w:r>
         <w:rPr>
           <w:b/>
@@ -531,12 +658,14 @@
           <w:lang w:val="es-ES"/>
         </w:rPr>
       </w:pPr>
+      <w:proofErr w:type="spellStart"/>
       <w:r>
         <w:rPr>
           <w:lang w:val="es-ES"/>
         </w:rPr>
         <w:t>Degree</w:t>
       </w:r>
+      <w:proofErr w:type="spellEnd"/>
       <w:r>
         <w:rPr>
           <w:lang w:val="es-ES"/>
@@ -563,11 +692,19 @@
           <w:lang w:val="es-ES"/>
         </w:rPr>
       </w:pPr>
-      <w:r>
-        <w:rPr>
-          <w:lang w:val="es-ES"/>
-        </w:rPr>
-        <w:t>Start date</w:t>
+      <w:proofErr w:type="spellStart"/>
+      <w:r>
+        <w:rPr>
+          <w:lang w:val="es-ES"/>
+        </w:rPr>
+        <w:t>Start</w:t>
+      </w:r>
+      <w:proofErr w:type="spellEnd"/>
+      <w:r>
+        <w:rPr>
+          <w:lang w:val="es-ES"/>
+        </w:rPr>
+        <w:t xml:space="preserve"> date</w:t>
       </w:r>
       <w:r>
         <w:rPr>
@@ -581,7 +718,25 @@
           <w:bCs/>
           <w:lang w:val="es-ES"/>
         </w:rPr>
-        <w:t xml:space="preserve"> {fechaIni}</w:t>
+        <w:t xml:space="preserve"> {</w:t>
+      </w:r>
+      <w:proofErr w:type="spellStart"/>
+      <w:r>
+        <w:rPr>
+          <w:b/>
+          <w:bCs/>
+          <w:lang w:val="es-ES"/>
+        </w:rPr>
+        <w:t>fechaIni</w:t>
+      </w:r>
+      <w:proofErr w:type="spellEnd"/>
+      <w:r>
+        <w:rPr>
+          <w:b/>
+          <w:bCs/>
+          <w:lang w:val="es-ES"/>
+        </w:rPr>
+        <w:t>}</w:t>
       </w:r>
     </w:p>
     <w:p>
@@ -593,9 +748,11 @@
           <w:lang w:val="es-ES"/>
         </w:rPr>
       </w:pPr>
+      <w:proofErr w:type="spellStart"/>
       <w:r>
         <w:t>Generation</w:t>
       </w:r>
+      <w:proofErr w:type="spellEnd"/>
       <w:r>
         <w:rPr>
           <w:lang w:val="es-ES"/>
@@ -610,6 +767,7 @@
         </w:rPr>
         <w:t xml:space="preserve"> {</w:t>
       </w:r>
+      <w:proofErr w:type="spellStart"/>
       <w:r>
         <w:rPr>
           <w:b/>
@@ -619,6 +777,7 @@
         </w:rPr>
         <w:t>generacion</w:t>
       </w:r>
+      <w:proofErr w:type="spellEnd"/>
       <w:r>
         <w:rPr>
           <w:b/>
@@ -994,7 +1153,21 @@
               <w:rPr>
                 <w:lang w:val="es-ES"/>
               </w:rPr>
-              <w:t>{skill}</w:t>
+              <w:t>{</w:t>
+            </w:r>
+            <w:proofErr w:type="spellStart"/>
+            <w:r>
+              <w:rPr>
+                <w:lang w:val="es-ES"/>
+              </w:rPr>
+              <w:t>skill</w:t>
+            </w:r>
+            <w:proofErr w:type="spellEnd"/>
+            <w:r>
+              <w:rPr>
+                <w:lang w:val="es-ES"/>
+              </w:rPr>
+              <w:t>}</w:t>
             </w:r>
           </w:p>
           <w:p>
@@ -1040,6 +1213,7 @@
     </w:p>
     <w:p>
       <w:pPr>
+        <w:keepNext/>
         <w:spacing w:after="0"/>
         <w:rPr>
           <w:b/>
@@ -1069,6 +1243,7 @@
     </w:p>
     <w:p>
       <w:pPr>
+        <w:keepNext/>
         <w:spacing w:after="0"/>
         <w:rPr>
           <w:b/>
@@ -1088,6 +1263,7 @@
     </w:p>
     <w:p>
       <w:pPr>
+        <w:keepNext/>
         <w:spacing w:after="0"/>
         <w:jc w:val="both"/>
       </w:pPr>
@@ -1097,6 +1273,7 @@
     </w:p>
     <w:p>
       <w:pPr>
+        <w:keepNext/>
         <w:spacing w:after="0"/>
         <w:jc w:val="both"/>
         <w:rPr>
@@ -1121,6 +1298,7 @@
           <w:bCs/>
         </w:rPr>
       </w:pPr>
+      <w:proofErr w:type="spellStart"/>
       <w:r>
         <w:rPr>
           <w:b/>
@@ -1128,6 +1306,7 @@
         </w:rPr>
         <w:t>Organization</w:t>
       </w:r>
+      <w:proofErr w:type="spellEnd"/>
       <w:r>
         <w:rPr>
           <w:b/>
@@ -1140,7 +1319,23 @@
           <w:b/>
           <w:bCs/>
         </w:rPr>
-        <w:t>{organizacion}</w:t>
+        <w:t>{</w:t>
+      </w:r>
+      <w:proofErr w:type="spellStart"/>
+      <w:r>
+        <w:rPr>
+          <w:b/>
+          <w:bCs/>
+        </w:rPr>
+        <w:t>organizacion</w:t>
+      </w:r>
+      <w:proofErr w:type="spellEnd"/>
+      <w:r>
+        <w:rPr>
+          <w:b/>
+          <w:bCs/>
+        </w:rPr>
+        <w:t>}</w:t>
       </w:r>
     </w:p>
     <w:p>
@@ -1163,14 +1358,24 @@
         <w:spacing w:after="0"/>
         <w:jc w:val="both"/>
       </w:pPr>
+      <w:proofErr w:type="spellStart"/>
       <w:r>
         <w:t>Description</w:t>
       </w:r>
+      <w:proofErr w:type="spellEnd"/>
       <w:r>
         <w:t xml:space="preserve">: </w:t>
       </w:r>
       <w:r>
-        <w:t>{descripcion}</w:t>
+        <w:t>{</w:t>
+      </w:r>
+      <w:proofErr w:type="spellStart"/>
+      <w:r>
+        <w:t>descripcion</w:t>
+      </w:r>
+      <w:proofErr w:type="spellEnd"/>
+      <w:r>
+        <w:t>}</w:t>
       </w:r>
     </w:p>
     <w:p>
@@ -1178,9 +1383,11 @@
         <w:spacing w:after="0"/>
         <w:jc w:val="both"/>
       </w:pPr>
+      <w:proofErr w:type="spellStart"/>
       <w:r>
         <w:t>Entity</w:t>
       </w:r>
+      <w:proofErr w:type="spellEnd"/>
       <w:r>
         <w:t>: {entidad}</w:t>
       </w:r>
@@ -1189,8 +1396,13 @@
       <w:pPr>
         <w:jc w:val="both"/>
       </w:pPr>
-      <w:r>
-        <w:t xml:space="preserve">Study </w:t>
+      <w:proofErr w:type="spellStart"/>
+      <w:r>
+        <w:t>Study</w:t>
+      </w:r>
+      <w:proofErr w:type="spellEnd"/>
+      <w:r>
+        <w:t xml:space="preserve"> </w:t>
       </w:r>
       <w:r>
         <w:t>t</w:t>
@@ -1201,9 +1413,11 @@
       <w:r>
         <w:t>: {</w:t>
       </w:r>
+      <w:proofErr w:type="spellStart"/>
       <w:r>
         <w:t>tiempoEstudio</w:t>
       </w:r>
+      <w:proofErr w:type="spellEnd"/>
       <w:r>
         <w:t>}</w:t>
       </w:r>
@@ -1223,7 +1437,15 @@
         <w:jc w:val="both"/>
       </w:pPr>
       <w:r>
-        <w:t>{/tieneCursos}</w:t>
+        <w:t>{/</w:t>
+      </w:r>
+      <w:proofErr w:type="spellStart"/>
+      <w:r>
+        <w:t>tieneCursos</w:t>
+      </w:r>
+      <w:proofErr w:type="spellEnd"/>
+      <w:r>
+        <w:t>}</w:t>
       </w:r>
     </w:p>
     <w:p>
@@ -1242,6 +1464,7 @@
     </w:p>
     <w:p>
       <w:pPr>
+        <w:keepNext/>
         <w:spacing w:after="0"/>
         <w:rPr>
           <w:b/>
@@ -1272,6 +1495,7 @@
     </w:p>
     <w:p>
       <w:pPr>
+        <w:keepNext/>
         <w:spacing w:after="0"/>
         <w:rPr>
           <w:b/>
@@ -1290,6 +1514,9 @@
       </w:r>
     </w:p>
     <w:p>
+      <w:pPr>
+        <w:keepNext/>
+      </w:pPr>
       <w:r>
         <w:t>{comentarios}</w:t>
       </w:r>
@@ -1299,7 +1526,15 @@
         <w:jc w:val="both"/>
       </w:pPr>
       <w:r>
-        <w:t>{/tieneComentarios}</w:t>
+        <w:t>{/</w:t>
+      </w:r>
+      <w:proofErr w:type="spellStart"/>
+      <w:r>
+        <w:t>tieneComentarios</w:t>
+      </w:r>
+      <w:proofErr w:type="spellEnd"/>
+      <w:r>
+        <w:t>}</w:t>
       </w:r>
     </w:p>
     <w:sectPr>

--- a/src/assets/PlantillaUnoColumnasEng.docx
+++ b/src/assets/PlantillaUnoColumnasEng.docx
@@ -1213,7 +1213,6 @@
     </w:p>
     <w:p>
       <w:pPr>
-        <w:keepNext/>
         <w:spacing w:after="0"/>
         <w:rPr>
           <w:b/>
@@ -1243,7 +1242,6 @@
     </w:p>
     <w:p>
       <w:pPr>
-        <w:keepNext/>
         <w:spacing w:after="0"/>
         <w:rPr>
           <w:b/>
@@ -1263,7 +1261,6 @@
     </w:p>
     <w:p>
       <w:pPr>
-        <w:keepNext/>
         <w:spacing w:after="0"/>
         <w:jc w:val="both"/>
       </w:pPr>
@@ -1273,7 +1270,6 @@
     </w:p>
     <w:p>
       <w:pPr>
-        <w:keepNext/>
         <w:spacing w:after="0"/>
         <w:jc w:val="both"/>
         <w:rPr>
@@ -1464,7 +1460,6 @@
     </w:p>
     <w:p>
       <w:pPr>
-        <w:keepNext/>
         <w:spacing w:after="0"/>
         <w:rPr>
           <w:b/>
@@ -1495,7 +1490,6 @@
     </w:p>
     <w:p>
       <w:pPr>
-        <w:keepNext/>
         <w:spacing w:after="0"/>
         <w:rPr>
           <w:b/>
@@ -1514,9 +1508,6 @@
       </w:r>
     </w:p>
     <w:p>
-      <w:pPr>
-        <w:keepNext/>
-      </w:pPr>
       <w:r>
         <w:t>{comentarios}</w:t>
       </w:r>

--- a/src/assets/PlantillaUnoColumnasEng.docx
+++ b/src/assets/PlantillaUnoColumnasEng.docx
@@ -1172,8 +1172,19 @@
     </w:tbl>
     <w:p>
       <w:pPr>
+        <w:spacing w:after="0"/>
+        <w:rPr>
+          <w:b/>
+          <w:bCs/>
+          <w:color w:val="0070C0"/>
+          <w:lang w:val="es-ES"/>
+        </w:rPr>
+      </w:pPr>
+    </w:p>
+    <w:p>
+      <w:pPr>
         <w:keepNext/>
-        <w:spacing w:before="240" w:after="0"/>
+        <w:spacing w:after="0"/>
         <w:rPr>
           <w:b/>
           <w:bCs/>
@@ -1433,7 +1444,6 @@
     </w:p>
     <w:p>
       <w:pPr>
-        <w:keepNext/>
         <w:spacing w:after="0"/>
         <w:rPr>
           <w:b/>
@@ -1463,7 +1473,6 @@
     </w:p>
     <w:p>
       <w:pPr>
-        <w:keepNext/>
         <w:spacing w:after="0"/>
         <w:rPr>
           <w:b/>
@@ -1683,7 +1692,6 @@
     </w:p>
     <w:p>
       <w:pPr>
-        <w:keepNext/>
         <w:spacing w:after="0"/>
         <w:rPr>
           <w:b/>
@@ -1713,7 +1721,6 @@
     </w:p>
     <w:p>
       <w:pPr>
-        <w:keepNext/>
         <w:spacing w:after="0"/>
         <w:rPr>
           <w:b/>

--- a/src/assets/PlantillaUnoColumnasEng.docx
+++ b/src/assets/PlantillaUnoColumnasEng.docx
@@ -76,12 +76,21 @@
           </wp:anchor>
         </w:drawing>
       </w:r>
+      <w:proofErr w:type="spellStart"/>
       <w:r>
         <w:rPr>
           <w:color w:val="45B0E1" w:themeColor="accent1" w:themeTint="99"/>
           <w:lang w:val="es-ES"/>
         </w:rPr>
-        <w:t>Curriculum Vitae</w:t>
+        <w:t>Curriculum</w:t>
+      </w:r>
+      <w:proofErr w:type="spellEnd"/>
+      <w:r>
+        <w:rPr>
+          <w:color w:val="45B0E1" w:themeColor="accent1" w:themeTint="99"/>
+          <w:lang w:val="es-ES"/>
+        </w:rPr>
+        <w:t xml:space="preserve"> Vitae</w:t>
       </w:r>
     </w:p>
     <w:p>
@@ -98,11 +107,19 @@
           <w:lang w:val="es-ES"/>
         </w:rPr>
       </w:pPr>
-      <w:r>
-        <w:rPr>
-          <w:lang w:val="es-ES"/>
-        </w:rPr>
-        <w:t>Curriculum Vitae</w:t>
+      <w:proofErr w:type="spellStart"/>
+      <w:r>
+        <w:rPr>
+          <w:lang w:val="es-ES"/>
+        </w:rPr>
+        <w:t>Curriculum</w:t>
+      </w:r>
+      <w:proofErr w:type="spellEnd"/>
+      <w:r>
+        <w:rPr>
+          <w:lang w:val="es-ES"/>
+        </w:rPr>
+        <w:t xml:space="preserve"> Vitae</w:t>
       </w:r>
     </w:p>
     <w:p>
@@ -161,9 +178,27 @@
           <w:lang w:val="es-ES"/>
         </w:rPr>
       </w:pPr>
-      <w:r>
-        <w:t>Surname and first name</w:t>
-      </w:r>
+      <w:proofErr w:type="spellStart"/>
+      <w:r>
+        <w:t>Surname</w:t>
+      </w:r>
+      <w:proofErr w:type="spellEnd"/>
+      <w:r>
+        <w:t xml:space="preserve"> and </w:t>
+      </w:r>
+      <w:proofErr w:type="spellStart"/>
+      <w:r>
+        <w:t>first</w:t>
+      </w:r>
+      <w:proofErr w:type="spellEnd"/>
+      <w:r>
+        <w:t xml:space="preserve"> </w:t>
+      </w:r>
+      <w:proofErr w:type="spellStart"/>
+      <w:r>
+        <w:t>name</w:t>
+      </w:r>
+      <w:proofErr w:type="spellEnd"/>
       <w:r>
         <w:t>:</w:t>
       </w:r>
@@ -178,6 +213,7 @@
         </w:rPr>
         <w:t>{</w:t>
       </w:r>
+      <w:proofErr w:type="spellStart"/>
       <w:r>
         <w:rPr>
           <w:b/>
@@ -194,6 +230,7 @@
         </w:rPr>
         <w:t>tNom</w:t>
       </w:r>
+      <w:proofErr w:type="spellEnd"/>
       <w:r>
         <w:rPr>
           <w:b/>
@@ -211,18 +248,68 @@
           <w:lang w:val="es-ES"/>
         </w:rPr>
       </w:pPr>
-      <w:r>
-        <w:rPr>
-          <w:lang w:val="es-ES"/>
-        </w:rPr>
-        <w:t>Years of professional experience:</w:t>
-      </w:r>
+      <w:proofErr w:type="spellStart"/>
+      <w:r>
+        <w:rPr>
+          <w:lang w:val="es-ES"/>
+        </w:rPr>
+        <w:t>Years</w:t>
+      </w:r>
+      <w:proofErr w:type="spellEnd"/>
       <w:r>
         <w:rPr>
           <w:lang w:val="es-ES"/>
         </w:rPr>
         <w:t xml:space="preserve"> </w:t>
       </w:r>
+      <w:proofErr w:type="spellStart"/>
+      <w:r>
+        <w:rPr>
+          <w:lang w:val="es-ES"/>
+        </w:rPr>
+        <w:t>of</w:t>
+      </w:r>
+      <w:proofErr w:type="spellEnd"/>
+      <w:r>
+        <w:rPr>
+          <w:lang w:val="es-ES"/>
+        </w:rPr>
+        <w:t xml:space="preserve"> </w:t>
+      </w:r>
+      <w:proofErr w:type="spellStart"/>
+      <w:r>
+        <w:rPr>
+          <w:lang w:val="es-ES"/>
+        </w:rPr>
+        <w:t>professional</w:t>
+      </w:r>
+      <w:proofErr w:type="spellEnd"/>
+      <w:r>
+        <w:rPr>
+          <w:lang w:val="es-ES"/>
+        </w:rPr>
+        <w:t xml:space="preserve"> </w:t>
+      </w:r>
+      <w:proofErr w:type="spellStart"/>
+      <w:r>
+        <w:rPr>
+          <w:lang w:val="es-ES"/>
+        </w:rPr>
+        <w:t>experience</w:t>
+      </w:r>
+      <w:proofErr w:type="spellEnd"/>
+      <w:r>
+        <w:rPr>
+          <w:lang w:val="es-ES"/>
+        </w:rPr>
+        <w:t>:</w:t>
+      </w:r>
+      <w:r>
+        <w:rPr>
+          <w:lang w:val="es-ES"/>
+        </w:rPr>
+        <w:t xml:space="preserve"> </w:t>
+      </w:r>
       <w:r>
         <w:rPr>
           <w:b/>
@@ -231,6 +318,7 @@
         </w:rPr>
         <w:t>{</w:t>
       </w:r>
+      <w:proofErr w:type="spellStart"/>
       <w:r>
         <w:rPr>
           <w:b/>
@@ -238,6 +326,7 @@
         </w:rPr>
         <w:t>EtTiempoExp</w:t>
       </w:r>
+      <w:proofErr w:type="spellEnd"/>
       <w:r>
         <w:rPr>
           <w:b/>
@@ -255,9 +344,11 @@
           <w:lang w:val="es-ES"/>
         </w:rPr>
       </w:pPr>
+      <w:proofErr w:type="spellStart"/>
       <w:r>
         <w:t>Nationality</w:t>
       </w:r>
+      <w:proofErr w:type="spellEnd"/>
       <w:r>
         <w:t>:</w:t>
       </w:r>
@@ -275,6 +366,7 @@
         </w:rPr>
         <w:t>{</w:t>
       </w:r>
+      <w:proofErr w:type="spellStart"/>
       <w:r>
         <w:rPr>
           <w:b/>
@@ -283,6 +375,7 @@
         </w:rPr>
         <w:t>EtNa</w:t>
       </w:r>
+      <w:proofErr w:type="spellEnd"/>
       <w:r>
         <w:rPr>
           <w:b/>
@@ -302,12 +395,14 @@
           <w:lang w:val="es-ES"/>
         </w:rPr>
       </w:pPr>
+      <w:proofErr w:type="spellStart"/>
       <w:r>
         <w:rPr>
           <w:lang w:val="es-ES"/>
         </w:rPr>
         <w:t>Languages</w:t>
       </w:r>
+      <w:proofErr w:type="spellEnd"/>
       <w:r>
         <w:rPr>
           <w:lang w:val="es-ES"/>
@@ -342,7 +437,7 @@
           <w:bCs/>
           <w:lang w:val="es-ES"/>
         </w:rPr>
-        <w:t>{idioma} – {nivel}</w:t>
+        <w:t>{idioma}</w:t>
       </w:r>
       <w:r>
         <w:rPr>
@@ -358,7 +453,25 @@
           <w:bCs/>
           <w:lang w:val="es-ES"/>
         </w:rPr>
-        <w:t>{/EtId}</w:t>
+        <w:t>{/</w:t>
+      </w:r>
+      <w:proofErr w:type="spellStart"/>
+      <w:r>
+        <w:rPr>
+          <w:b/>
+          <w:bCs/>
+          <w:lang w:val="es-ES"/>
+        </w:rPr>
+        <w:t>EtId</w:t>
+      </w:r>
+      <w:proofErr w:type="spellEnd"/>
+      <w:r>
+        <w:rPr>
+          <w:b/>
+          <w:bCs/>
+          <w:lang w:val="es-ES"/>
+        </w:rPr>
+        <w:t>}</w:t>
       </w:r>
     </w:p>
     <w:p>
@@ -369,9 +482,19 @@
           <w:lang w:val="es-ES"/>
         </w:rPr>
       </w:pPr>
-      <w:r>
-        <w:t>Current residence</w:t>
-      </w:r>
+      <w:proofErr w:type="spellStart"/>
+      <w:r>
+        <w:t>Current</w:t>
+      </w:r>
+      <w:proofErr w:type="spellEnd"/>
+      <w:r>
+        <w:t xml:space="preserve"> </w:t>
+      </w:r>
+      <w:proofErr w:type="spellStart"/>
+      <w:r>
+        <w:t>residence</w:t>
+      </w:r>
+      <w:proofErr w:type="spellEnd"/>
       <w:r>
         <w:t xml:space="preserve">: </w:t>
       </w:r>
@@ -383,6 +506,7 @@
         </w:rPr>
         <w:t>{</w:t>
       </w:r>
+      <w:proofErr w:type="spellStart"/>
       <w:r>
         <w:rPr>
           <w:b/>
@@ -391,6 +515,7 @@
         </w:rPr>
         <w:t>EtRe</w:t>
       </w:r>
+      <w:proofErr w:type="spellEnd"/>
       <w:r>
         <w:rPr>
           <w:b/>
@@ -424,6 +549,7 @@
         </w:rPr>
         <w:t>{</w:t>
       </w:r>
+      <w:proofErr w:type="spellStart"/>
       <w:r>
         <w:rPr>
           <w:b/>
@@ -433,6 +559,7 @@
         </w:rPr>
         <w:t>EtEd</w:t>
       </w:r>
+      <w:proofErr w:type="spellEnd"/>
       <w:r>
         <w:rPr>
           <w:b/>
@@ -531,12 +658,14 @@
           <w:lang w:val="es-ES"/>
         </w:rPr>
       </w:pPr>
+      <w:proofErr w:type="spellStart"/>
       <w:r>
         <w:rPr>
           <w:lang w:val="es-ES"/>
         </w:rPr>
         <w:t>Degree</w:t>
       </w:r>
+      <w:proofErr w:type="spellEnd"/>
       <w:r>
         <w:rPr>
           <w:lang w:val="es-ES"/>
@@ -563,11 +692,19 @@
           <w:lang w:val="es-ES"/>
         </w:rPr>
       </w:pPr>
-      <w:r>
-        <w:rPr>
-          <w:lang w:val="es-ES"/>
-        </w:rPr>
-        <w:t>Start date</w:t>
+      <w:proofErr w:type="spellStart"/>
+      <w:r>
+        <w:rPr>
+          <w:lang w:val="es-ES"/>
+        </w:rPr>
+        <w:t>Start</w:t>
+      </w:r>
+      <w:proofErr w:type="spellEnd"/>
+      <w:r>
+        <w:rPr>
+          <w:lang w:val="es-ES"/>
+        </w:rPr>
+        <w:t xml:space="preserve"> date</w:t>
       </w:r>
       <w:r>
         <w:rPr>
@@ -581,7 +718,25 @@
           <w:bCs/>
           <w:lang w:val="es-ES"/>
         </w:rPr>
-        <w:t xml:space="preserve"> {fechaIni}</w:t>
+        <w:t xml:space="preserve"> {</w:t>
+      </w:r>
+      <w:proofErr w:type="spellStart"/>
+      <w:r>
+        <w:rPr>
+          <w:b/>
+          <w:bCs/>
+          <w:lang w:val="es-ES"/>
+        </w:rPr>
+        <w:t>fechaIni</w:t>
+      </w:r>
+      <w:proofErr w:type="spellEnd"/>
+      <w:r>
+        <w:rPr>
+          <w:b/>
+          <w:bCs/>
+          <w:lang w:val="es-ES"/>
+        </w:rPr>
+        <w:t>}</w:t>
       </w:r>
     </w:p>
     <w:p>
@@ -593,9 +748,11 @@
           <w:lang w:val="es-ES"/>
         </w:rPr>
       </w:pPr>
+      <w:proofErr w:type="spellStart"/>
       <w:r>
         <w:t>Generation</w:t>
       </w:r>
+      <w:proofErr w:type="spellEnd"/>
       <w:r>
         <w:rPr>
           <w:lang w:val="es-ES"/>
@@ -610,6 +767,7 @@
         </w:rPr>
         <w:t xml:space="preserve"> {</w:t>
       </w:r>
+      <w:proofErr w:type="spellStart"/>
       <w:r>
         <w:rPr>
           <w:b/>
@@ -619,6 +777,7 @@
         </w:rPr>
         <w:t>generacion</w:t>
       </w:r>
+      <w:proofErr w:type="spellEnd"/>
       <w:r>
         <w:rPr>
           <w:b/>
@@ -994,7 +1153,21 @@
               <w:rPr>
                 <w:lang w:val="es-ES"/>
               </w:rPr>
-              <w:t>{skill}</w:t>
+              <w:t>{</w:t>
+            </w:r>
+            <w:proofErr w:type="spellStart"/>
+            <w:r>
+              <w:rPr>
+                <w:lang w:val="es-ES"/>
+              </w:rPr>
+              <w:t>skill</w:t>
+            </w:r>
+            <w:proofErr w:type="spellEnd"/>
+            <w:r>
+              <w:rPr>
+                <w:lang w:val="es-ES"/>
+              </w:rPr>
+              <w:t>}</w:t>
             </w:r>
           </w:p>
           <w:p>
@@ -1015,7 +1188,7 @@
     </w:tbl>
     <w:p>
       <w:pPr>
-        <w:spacing w:before="240" w:after="0"/>
+        <w:jc w:val="both"/>
         <w:rPr>
           <w:b/>
           <w:bCs/>
@@ -1023,14 +1196,48 @@
           <w:lang w:val="es-ES"/>
         </w:rPr>
       </w:pPr>
-      <w:r>
+    </w:p>
+    <w:p>
+      <w:pPr>
+        <w:jc w:val="both"/>
+        <w:rPr>
+          <w:lang w:val="es-ES"/>
+        </w:rPr>
+      </w:pPr>
+      <w:r>
+        <w:rPr>
+          <w:lang w:val="es-ES"/>
+        </w:rPr>
+        <w:t>{#tieneCursos}</w:t>
+      </w:r>
+    </w:p>
+    <w:p>
+      <w:pPr>
+        <w:spacing w:after="0"/>
         <w:rPr>
           <w:b/>
           <w:bCs/>
           <w:color w:val="0070C0"/>
           <w:lang w:val="es-ES"/>
         </w:rPr>
-        <w:t>WORK EXPERIENCE</w:t>
+      </w:pPr>
+      <w:r>
+        <w:rPr>
+          <w:b/>
+          <w:bCs/>
+          <w:color w:val="0070C0"/>
+          <w:lang w:val="es-ES"/>
+        </w:rPr>
+        <w:t>OT</w:t>
+      </w:r>
+      <w:r>
+        <w:rPr>
+          <w:b/>
+          <w:bCs/>
+          <w:color w:val="0070C0"/>
+          <w:lang w:val="es-ES"/>
+        </w:rPr>
+        <w:t>HER STUDIES</w:t>
       </w:r>
     </w:p>
     <w:p>
@@ -1058,19 +1265,7 @@
         <w:jc w:val="both"/>
       </w:pPr>
       <w:r>
-        <w:rPr>
-          <w:lang w:val="es-ES"/>
-        </w:rPr>
-        <w:t>{#</w:t>
-      </w:r>
-      <w:r>
-        <w:t>experiencias</w:t>
-      </w:r>
-      <w:r>
-        <w:rPr>
-          <w:lang w:val="es-ES"/>
-        </w:rPr>
-        <w:t>}</w:t>
+        <w:t>{#cursos}</w:t>
       </w:r>
     </w:p>
     <w:p>
@@ -1080,41 +1275,14 @@
         <w:rPr>
           <w:b/>
           <w:bCs/>
-          <w:lang w:val="es-ES"/>
-        </w:rPr>
-      </w:pPr>
-      <w:r>
-        <w:t>Position</w:t>
-      </w:r>
-      <w:r>
-        <w:rPr>
-          <w:lang w:val="es-ES"/>
-        </w:rPr>
-        <w:t>:</w:t>
-      </w:r>
-      <w:r>
-        <w:rPr>
-          <w:b/>
-          <w:bCs/>
-          <w:lang w:val="es-ES"/>
-        </w:rPr>
-        <w:t xml:space="preserve"> {</w:t>
-      </w:r>
-      <w:r>
-        <w:rPr>
-          <w:b/>
-          <w:bCs/>
-          <w:lang w:val="es-ES"/>
-        </w:rPr>
-        <w:t>puesto</w:t>
-      </w:r>
-      <w:r>
-        <w:rPr>
-          <w:b/>
-          <w:bCs/>
-          <w:lang w:val="es-ES"/>
-        </w:rPr>
-        <w:t>}</w:t>
+        </w:rPr>
+      </w:pPr>
+      <w:r>
+        <w:rPr>
+          <w:b/>
+          <w:bCs/>
+        </w:rPr>
+        <w:t>{nombre}</w:t>
       </w:r>
     </w:p>
     <w:p>
@@ -1124,108 +1292,44 @@
         <w:rPr>
           <w:b/>
           <w:bCs/>
-          <w:u w:val="single"/>
-          <w:lang w:val="es-ES"/>
-        </w:rPr>
-      </w:pPr>
-      <w:r>
-        <w:t>Enterprise</w:t>
-      </w:r>
-      <w:r>
-        <w:rPr>
-          <w:lang w:val="es-ES"/>
-        </w:rPr>
-        <w:t>:</w:t>
-      </w:r>
-      <w:r>
-        <w:rPr>
-          <w:b/>
-          <w:bCs/>
-          <w:lang w:val="es-ES"/>
-        </w:rPr>
-        <w:t xml:space="preserve"> {</w:t>
-      </w:r>
-      <w:r>
-        <w:rPr>
-          <w:b/>
-          <w:bCs/>
-          <w:lang w:val="es-ES"/>
-        </w:rPr>
-        <w:t>empresa</w:t>
-      </w:r>
-      <w:r>
-        <w:rPr>
-          <w:b/>
-          <w:bCs/>
-          <w:lang w:val="es-ES"/>
-        </w:rPr>
-        <w:t>}</w:t>
-      </w:r>
-    </w:p>
-    <w:p>
-      <w:pPr>
-        <w:spacing w:after="120"/>
-        <w:jc w:val="both"/>
-        <w:rPr>
-          <w:b/>
-          <w:bCs/>
-          <w:lang w:val="es-ES"/>
-        </w:rPr>
-      </w:pPr>
-      <w:r>
-        <w:t>Date</w:t>
-      </w:r>
-      <w:r>
-        <w:rPr>
-          <w:lang w:val="es-ES"/>
-        </w:rPr>
-        <w:t>:</w:t>
-      </w:r>
-      <w:r>
-        <w:rPr>
-          <w:b/>
-          <w:bCs/>
-          <w:lang w:val="es-ES"/>
-        </w:rPr>
-        <w:t xml:space="preserve"> {</w:t>
-      </w:r>
-      <w:r>
-        <w:rPr>
-          <w:b/>
-          <w:bCs/>
-          <w:lang w:val="es-ES"/>
-        </w:rPr>
-        <w:t>periodo</w:t>
-      </w:r>
-      <w:r>
-        <w:rPr>
-          <w:b/>
-          <w:bCs/>
-          <w:lang w:val="es-ES"/>
-        </w:rPr>
-        <w:t>}</w:t>
-      </w:r>
-    </w:p>
-    <w:p>
-      <w:pPr>
-        <w:ind w:left="708"/>
-        <w:jc w:val="both"/>
-        <w:rPr>
-          <w:lang w:val="es-ES"/>
-        </w:rPr>
-      </w:pPr>
-      <w:r>
-        <w:rPr>
-          <w:lang w:val="es-ES"/>
+        </w:rPr>
+      </w:pPr>
+      <w:proofErr w:type="spellStart"/>
+      <w:r>
+        <w:rPr>
+          <w:b/>
+          <w:bCs/>
+        </w:rPr>
+        <w:t>Organization</w:t>
+      </w:r>
+      <w:proofErr w:type="spellEnd"/>
+      <w:r>
+        <w:rPr>
+          <w:b/>
+          <w:bCs/>
+        </w:rPr>
+        <w:t xml:space="preserve">: </w:t>
+      </w:r>
+      <w:r>
+        <w:rPr>
+          <w:b/>
+          <w:bCs/>
         </w:rPr>
         <w:t>{</w:t>
       </w:r>
-      <w:r>
-        <w:t>descripcion</w:t>
-      </w:r>
-      <w:r>
-        <w:rPr>
-          <w:lang w:val="es-ES"/>
+      <w:proofErr w:type="spellStart"/>
+      <w:r>
+        <w:rPr>
+          <w:b/>
+          <w:bCs/>
+        </w:rPr>
+        <w:t>organizacion</w:t>
+      </w:r>
+      <w:proofErr w:type="spellEnd"/>
+      <w:r>
+        <w:rPr>
+          <w:b/>
+          <w:bCs/>
         </w:rPr>
         <w:t>}</w:t>
       </w:r>
@@ -1234,86 +1338,15 @@
       <w:pPr>
         <w:spacing w:after="0"/>
         <w:jc w:val="both"/>
-        <w:rPr>
-          <w:lang w:val="es-ES"/>
-        </w:rPr>
-      </w:pPr>
-      <w:r>
-        <w:rPr>
-          <w:lang w:val="es-ES"/>
-        </w:rPr>
-        <w:t>{/</w:t>
-      </w:r>
-      <w:r>
-        <w:t>experiencias</w:t>
-      </w:r>
-      <w:r>
-        <w:rPr>
-          <w:lang w:val="es-ES"/>
-        </w:rPr>
+      </w:pPr>
+      <w:r>
+        <w:t>{</w:t>
+      </w:r>
+      <w:r>
+        <w:t>periodo</w:t>
+      </w:r>
+      <w:r>
         <w:t>}</w:t>
-      </w:r>
-    </w:p>
-    <w:p>
-      <w:pPr>
-        <w:jc w:val="both"/>
-        <w:rPr>
-          <w:lang w:val="es-ES"/>
-        </w:rPr>
-      </w:pPr>
-      <w:r>
-        <w:rPr>
-          <w:lang w:val="es-ES"/>
-        </w:rPr>
-        <w:t>{#tieneCursos}</w:t>
-      </w:r>
-    </w:p>
-    <w:p>
-      <w:pPr>
-        <w:spacing w:after="0"/>
-        <w:rPr>
-          <w:b/>
-          <w:bCs/>
-          <w:color w:val="0070C0"/>
-          <w:lang w:val="es-ES"/>
-        </w:rPr>
-      </w:pPr>
-      <w:r>
-        <w:rPr>
-          <w:b/>
-          <w:bCs/>
-          <w:color w:val="0070C0"/>
-          <w:lang w:val="es-ES"/>
-        </w:rPr>
-        <w:t>OT</w:t>
-      </w:r>
-      <w:r>
-        <w:rPr>
-          <w:b/>
-          <w:bCs/>
-          <w:color w:val="0070C0"/>
-          <w:lang w:val="es-ES"/>
-        </w:rPr>
-        <w:t>HER STUDIES</w:t>
-      </w:r>
-    </w:p>
-    <w:p>
-      <w:pPr>
-        <w:spacing w:after="0"/>
-        <w:rPr>
-          <w:b/>
-          <w:bCs/>
-          <w:color w:val="000000" w:themeColor="text1"/>
-          <w:lang w:val="es-ES"/>
-        </w:rPr>
-      </w:pPr>
-      <w:r>
-        <w:rPr>
-          <w:b/>
-          <w:bCs/>
-          <w:color w:val="000000" w:themeColor="text1"/>
-        </w:rPr>
-        <w:t>‾‾‾‾‾‾‾‾‾‾‾‾‾‾‾‾‾‾‾‾‾‾‾‾‾‾‾‾‾‾‾‾‾‾‾‾‾‾‾‾‾‾‾‾‾‾‾‾‾‾‾‾‾‾‾‾‾‾‾‾‾‾‾‾‾‾‾‾‾‾‾‾‾‾‾‾‾‾‾‾‾‾‾‾‾‾‾‾‾‾‾‾‾‾‾‾‾</w:t>
       </w:r>
     </w:p>
     <w:p>
@@ -1321,57 +1354,77 @@
         <w:spacing w:after="0"/>
         <w:jc w:val="both"/>
       </w:pPr>
-      <w:r>
-        <w:t>{#cursos}</w:t>
+      <w:proofErr w:type="spellStart"/>
+      <w:r>
+        <w:t>Description</w:t>
+      </w:r>
+      <w:proofErr w:type="spellEnd"/>
+      <w:r>
+        <w:t xml:space="preserve">: </w:t>
+      </w:r>
+      <w:r>
+        <w:t>{</w:t>
+      </w:r>
+      <w:proofErr w:type="spellStart"/>
+      <w:r>
+        <w:t>descripcion</w:t>
+      </w:r>
+      <w:proofErr w:type="spellEnd"/>
+      <w:r>
+        <w:t>}</w:t>
       </w:r>
     </w:p>
     <w:p>
       <w:pPr>
         <w:spacing w:after="0"/>
         <w:jc w:val="both"/>
-        <w:rPr>
-          <w:b/>
-          <w:bCs/>
-        </w:rPr>
-      </w:pPr>
-      <w:r>
-        <w:rPr>
-          <w:b/>
-          <w:bCs/>
-        </w:rPr>
-        <w:t>{nombre}</w:t>
+      </w:pPr>
+      <w:proofErr w:type="spellStart"/>
+      <w:r>
+        <w:t>Entity</w:t>
+      </w:r>
+      <w:proofErr w:type="spellEnd"/>
+      <w:r>
+        <w:t>: {entidad}</w:t>
+      </w:r>
+    </w:p>
+    <w:p>
+      <w:pPr>
+        <w:jc w:val="both"/>
+      </w:pPr>
+      <w:proofErr w:type="spellStart"/>
+      <w:r>
+        <w:t>Study</w:t>
+      </w:r>
+      <w:proofErr w:type="spellEnd"/>
+      <w:r>
+        <w:t xml:space="preserve"> </w:t>
+      </w:r>
+      <w:r>
+        <w:t>t</w:t>
+      </w:r>
+      <w:r>
+        <w:t>ime</w:t>
+      </w:r>
+      <w:r>
+        <w:t>: {</w:t>
+      </w:r>
+      <w:proofErr w:type="spellStart"/>
+      <w:r>
+        <w:t>tiempoEstudio</w:t>
+      </w:r>
+      <w:proofErr w:type="spellEnd"/>
+      <w:r>
+        <w:t>}</w:t>
       </w:r>
     </w:p>
     <w:p>
       <w:pPr>
         <w:spacing w:after="0"/>
         <w:jc w:val="both"/>
-        <w:rPr>
-          <w:b/>
-          <w:bCs/>
-        </w:rPr>
-      </w:pPr>
-      <w:r>
-        <w:rPr>
-          <w:b/>
-          <w:bCs/>
-        </w:rPr>
-        <w:lastRenderedPageBreak/>
-        <w:t>Organization</w:t>
-      </w:r>
-      <w:r>
-        <w:rPr>
-          <w:b/>
-          <w:bCs/>
-        </w:rPr>
-        <w:t xml:space="preserve">: </w:t>
-      </w:r>
-      <w:r>
-        <w:rPr>
-          <w:b/>
-          <w:bCs/>
-        </w:rPr>
-        <w:t>{organizacion}</w:t>
+      </w:pPr>
+      <w:r>
+        <w:t>{/cursos}</w:t>
       </w:r>
     </w:p>
     <w:p>
@@ -1380,156 +1433,99 @@
         <w:jc w:val="both"/>
       </w:pPr>
       <w:r>
-        <w:t>{</w:t>
-      </w:r>
-      <w:r>
-        <w:t>periodo</w:t>
-      </w:r>
+        <w:t>{/</w:t>
+      </w:r>
+      <w:proofErr w:type="spellStart"/>
+      <w:r>
+        <w:t>tieneCursos</w:t>
+      </w:r>
+      <w:proofErr w:type="spellEnd"/>
       <w:r>
         <w:t>}</w:t>
       </w:r>
     </w:p>
     <w:p>
       <w:pPr>
+        <w:jc w:val="both"/>
+        <w:rPr>
+          <w:lang w:val="es-ES"/>
+        </w:rPr>
+      </w:pPr>
+      <w:r>
+        <w:rPr>
+          <w:lang w:val="es-ES"/>
+        </w:rPr>
+        <w:t>{#tieneComentarios}</w:t>
+      </w:r>
+    </w:p>
+    <w:p>
+      <w:pPr>
         <w:spacing w:after="0"/>
+        <w:rPr>
+          <w:b/>
+          <w:bCs/>
+          <w:color w:val="0070C0"/>
+          <w:lang w:val="es-ES"/>
+        </w:rPr>
+      </w:pPr>
+      <w:r>
+        <w:rPr>
+          <w:b/>
+          <w:bCs/>
+          <w:color w:val="0070C0"/>
+          <w:lang w:val="es-ES"/>
+        </w:rPr>
+        <w:lastRenderedPageBreak/>
+        <w:t>NOT</w:t>
+      </w:r>
+      <w:r>
+        <w:rPr>
+          <w:b/>
+          <w:bCs/>
+          <w:color w:val="0070C0"/>
+          <w:lang w:val="es-ES"/>
+        </w:rPr>
+        <w:t>ES OR COMMENTS</w:t>
+      </w:r>
+    </w:p>
+    <w:p>
+      <w:pPr>
+        <w:spacing w:after="0"/>
+        <w:rPr>
+          <w:b/>
+          <w:bCs/>
+          <w:color w:val="000000" w:themeColor="text1"/>
+          <w:lang w:val="es-ES"/>
+        </w:rPr>
+      </w:pPr>
+      <w:r>
+        <w:rPr>
+          <w:b/>
+          <w:bCs/>
+          <w:color w:val="000000" w:themeColor="text1"/>
+        </w:rPr>
+        <w:t>‾‾‾‾‾‾‾‾‾‾‾‾‾‾‾‾‾‾‾‾‾‾‾‾‾‾‾‾‾‾‾‾‾‾‾‾‾‾‾‾‾‾‾‾‾‾‾‾‾‾‾‾‾‾‾‾‾‾‾‾‾‾‾‾‾‾‾‾‾‾‾‾‾‾‾‾‾‾‾‾‾‾‾‾‾‾‾‾‾‾‾‾‾‾‾‾‾</w:t>
+      </w:r>
+    </w:p>
+    <w:p>
+      <w:r>
+        <w:t>{comentarios}</w:t>
+      </w:r>
+    </w:p>
+    <w:p>
+      <w:pPr>
         <w:jc w:val="both"/>
       </w:pPr>
       <w:r>
-        <w:t>Description</w:t>
-      </w:r>
-      <w:r>
-        <w:t xml:space="preserve">: </w:t>
-      </w:r>
-      <w:r>
-        <w:t>{descripcion}</w:t>
-      </w:r>
-    </w:p>
-    <w:p>
-      <w:pPr>
-        <w:spacing w:after="0"/>
-        <w:jc w:val="both"/>
-      </w:pPr>
-      <w:r>
-        <w:t>Entity</w:t>
-      </w:r>
-      <w:r>
-        <w:t>: {entidad}</w:t>
-      </w:r>
-    </w:p>
-    <w:p>
-      <w:pPr>
-        <w:jc w:val="both"/>
-      </w:pPr>
-      <w:r>
-        <w:t xml:space="preserve">Study </w:t>
-      </w:r>
-      <w:r>
-        <w:t>t</w:t>
-      </w:r>
-      <w:r>
-        <w:t>ime</w:t>
-      </w:r>
-      <w:r>
-        <w:t>: {</w:t>
-      </w:r>
-      <w:r>
-        <w:t>tiempoEstudio</w:t>
-      </w:r>
+        <w:t>{/</w:t>
+      </w:r>
+      <w:proofErr w:type="spellStart"/>
+      <w:r>
+        <w:t>tieneComentarios</w:t>
+      </w:r>
+      <w:proofErr w:type="spellEnd"/>
       <w:r>
         <w:t>}</w:t>
-      </w:r>
-    </w:p>
-    <w:p>
-      <w:pPr>
-        <w:spacing w:after="0"/>
-        <w:jc w:val="both"/>
-      </w:pPr>
-      <w:r>
-        <w:t>{/cursos}</w:t>
-      </w:r>
-    </w:p>
-    <w:p>
-      <w:pPr>
-        <w:spacing w:after="0"/>
-        <w:jc w:val="both"/>
-      </w:pPr>
-      <w:r>
-        <w:t>{/tieneCursos}</w:t>
-      </w:r>
-    </w:p>
-    <w:p>
-      <w:pPr>
-        <w:jc w:val="both"/>
-        <w:rPr>
-          <w:lang w:val="es-ES"/>
-        </w:rPr>
-      </w:pPr>
-      <w:r>
-        <w:rPr>
-          <w:lang w:val="es-ES"/>
-        </w:rPr>
-        <w:t>{#tieneComentarios}</w:t>
-      </w:r>
-    </w:p>
-    <w:p>
-      <w:pPr>
-        <w:spacing w:after="0"/>
-        <w:rPr>
-          <w:b/>
-          <w:bCs/>
-          <w:color w:val="0070C0"/>
-          <w:lang w:val="es-ES"/>
-        </w:rPr>
-      </w:pPr>
-      <w:r>
-        <w:rPr>
-          <w:b/>
-          <w:bCs/>
-          <w:color w:val="0070C0"/>
-          <w:lang w:val="es-ES"/>
-        </w:rPr>
-        <w:t>NOT</w:t>
-      </w:r>
-      <w:r>
-        <w:rPr>
-          <w:b/>
-          <w:bCs/>
-          <w:color w:val="0070C0"/>
-          <w:lang w:val="es-ES"/>
-        </w:rPr>
-        <w:t>ES OR COMMENTS</w:t>
-      </w:r>
-    </w:p>
-    <w:p>
-      <w:pPr>
-        <w:spacing w:after="0"/>
-        <w:rPr>
-          <w:b/>
-          <w:bCs/>
-          <w:color w:val="000000" w:themeColor="text1"/>
-          <w:lang w:val="es-ES"/>
-        </w:rPr>
-      </w:pPr>
-      <w:r>
-        <w:rPr>
-          <w:b/>
-          <w:bCs/>
-          <w:color w:val="000000" w:themeColor="text1"/>
-        </w:rPr>
-        <w:t>‾‾‾‾‾‾‾‾‾‾‾‾‾‾‾‾‾‾‾‾‾‾‾‾‾‾‾‾‾‾‾‾‾‾‾‾‾‾‾‾‾‾‾‾‾‾‾‾‾‾‾‾‾‾‾‾‾‾‾‾‾‾‾‾‾‾‾‾‾‾‾‾‾‾‾‾‾‾‾‾‾‾‾‾‾‾‾‾‾‾‾‾‾‾‾‾‾</w:t>
-      </w:r>
-    </w:p>
-    <w:p>
-      <w:r>
-        <w:t>{comentarios}</w:t>
-      </w:r>
-    </w:p>
-    <w:p>
-      <w:pPr>
-        <w:jc w:val="both"/>
-      </w:pPr>
-      <w:r>
-        <w:t>{/tieneComentarios}</w:t>
       </w:r>
     </w:p>
     <w:sectPr>
